--- a/ethics/Lab-Online-Studies 2022_796/2022_HE000796 - PIS Unpaid (clean).docx
+++ b/ethics/Lab-Online-Studies 2022_796/2022_HE000796 - PIS Unpaid (clean).docx
@@ -20,13 +20,13 @@
           <w:szCs w:val="32"/>
         </w:rPr>
         <w:drawing>
-          <wp:anchor distT="0" distB="0" distL="114300" distR="114300" simplePos="0" relativeHeight="251662336" behindDoc="0" locked="0" layoutInCell="1" allowOverlap="1" wp14:anchorId="46DF34A0" wp14:editId="7BF2BC88">
+          <wp:anchor distT="0" distB="0" distL="114300" distR="114300" simplePos="0" relativeHeight="251662336" behindDoc="0" locked="0" layoutInCell="1" allowOverlap="1" wp14:anchorId="46DF34A0" wp14:editId="4274180F">
             <wp:simplePos x="0" y="0"/>
             <wp:positionH relativeFrom="page">
-              <wp:posOffset>4981574</wp:posOffset>
+              <wp:posOffset>5109797</wp:posOffset>
             </wp:positionH>
             <wp:positionV relativeFrom="page">
-              <wp:posOffset>914400</wp:posOffset>
+              <wp:posOffset>735291</wp:posOffset>
             </wp:positionV>
             <wp:extent cx="1685925" cy="585116"/>
             <wp:effectExtent l="0" t="0" r="0" b="5715"/>
@@ -60,7 +60,7 @@
                   <pic:spPr bwMode="auto">
                     <a:xfrm>
                       <a:off x="0" y="0"/>
-                      <a:ext cx="1691535" cy="587063"/>
+                      <a:ext cx="1685925" cy="585116"/>
                     </a:xfrm>
                     <a:prstGeom prst="rect">
                       <a:avLst/>
@@ -135,31 +135,7 @@
           <w:sz w:val="28"/>
           <w:szCs w:val="28"/>
         </w:rPr>
-        <w:t xml:space="preserve">Metacognition and Cognitive </w:t>
-      </w:r>
-    </w:p>
-    <w:p>
-      <w:pPr>
-        <w:spacing w:after="0" w:line="240" w:lineRule="auto"/>
-        <w:rPr>
-          <w:rFonts w:cstheme="minorHAnsi"/>
-          <w:b/>
-          <w:i/>
-          <w:color w:val="E64626"/>
-          <w:sz w:val="28"/>
-          <w:szCs w:val="28"/>
-        </w:rPr>
-      </w:pPr>
-      <w:r>
-        <w:rPr>
-          <w:rFonts w:cstheme="minorHAnsi"/>
-          <w:b/>
-          <w:i/>
-          <w:color w:val="E64626"/>
-          <w:sz w:val="28"/>
-          <w:szCs w:val="28"/>
-        </w:rPr>
-        <w:t>Performance</w:t>
+        <w:t>Metacognition and Cognitive Performance</w:t>
       </w:r>
     </w:p>
     <w:p>
@@ -5477,25 +5453,6 @@
 </file>
 
 <file path=customXml/item1.xml><?xml version="1.0" encoding="utf-8"?>
-<b:Sources xmlns:b="http://schemas.openxmlformats.org/officeDocument/2006/bibliography" xmlns="http://schemas.openxmlformats.org/officeDocument/2006/bibliography" SelectedStyle="\APASixthEditionOfficeOnline.xsl" StyleName="APA" Version="6"/>
-</file>
-
-<file path=customXml/item2.xml><?xml version="1.0" encoding="utf-8"?>
-<p:properties xmlns:p="http://schemas.microsoft.com/office/2006/metadata/properties" xmlns:xsi="http://www.w3.org/2001/XMLSchema-instance" xmlns:pc="http://schemas.microsoft.com/office/infopath/2007/PartnerControls">
-  <documentManagement/>
-</p:properties>
-</file>
-
-<file path=customXml/item3.xml><?xml version="1.0" encoding="utf-8"?>
-<?mso-contentType ?>
-<FormTemplates xmlns="http://schemas.microsoft.com/sharepoint/v3/contenttype/forms">
-  <Display>DocumentLibraryForm</Display>
-  <Edit>DocumentLibraryForm</Edit>
-  <New>DocumentLibraryForm</New>
-</FormTemplates>
-</file>
-
-<file path=customXml/item4.xml><?xml version="1.0" encoding="utf-8"?>
 <ct:contentTypeSchema xmlns:ct="http://schemas.microsoft.com/office/2006/metadata/contentType" xmlns:ma="http://schemas.microsoft.com/office/2006/metadata/properties/metaAttributes" ct:_="" ma:_="" ma:contentTypeName="Document" ma:contentTypeID="0x01010035DB8C2460BEF4448B7D0B4CB568F445" ma:contentTypeVersion="4" ma:contentTypeDescription="Create a new document." ma:contentTypeScope="" ma:versionID="c321f9813ea016cda6d966fb7762ae90">
   <xsd:schema xmlns:xsd="http://www.w3.org/2001/XMLSchema" xmlns:xs="http://www.w3.org/2001/XMLSchema" xmlns:p="http://schemas.microsoft.com/office/2006/metadata/properties" xmlns:ns2="5c3b1f9c-22cf-453b-be14-492381baf84f" targetNamespace="http://schemas.microsoft.com/office/2006/metadata/properties" ma:root="true" ma:fieldsID="3a897dd5e9d9658c0cd150f612fb0180" ns2:_="">
     <xsd:import namespace="5c3b1f9c-22cf-453b-be14-492381baf84f"/>
@@ -5639,32 +5596,26 @@
 </ct:contentTypeSchema>
 </file>
 
-<file path=customXml/itemProps1.xml><?xml version="1.0" encoding="utf-8"?>
-<ds:datastoreItem xmlns:ds="http://schemas.openxmlformats.org/officeDocument/2006/customXml" ds:itemID="{5D46F5A2-4D7E-403D-8FF1-535B8C9ACB18}">
-  <ds:schemaRefs>
-    <ds:schemaRef ds:uri="http://schemas.openxmlformats.org/officeDocument/2006/bibliography"/>
-  </ds:schemaRefs>
-</ds:datastoreItem>
+<file path=customXml/item2.xml><?xml version="1.0" encoding="utf-8"?>
+<?mso-contentType ?>
+<FormTemplates xmlns="http://schemas.microsoft.com/sharepoint/v3/contenttype/forms">
+  <Display>DocumentLibraryForm</Display>
+  <Edit>DocumentLibraryForm</Edit>
+  <New>DocumentLibraryForm</New>
+</FormTemplates>
 </file>
 
-<file path=customXml/itemProps2.xml><?xml version="1.0" encoding="utf-8"?>
-<ds:datastoreItem xmlns:ds="http://schemas.openxmlformats.org/officeDocument/2006/customXml" ds:itemID="{DF3B34AA-66DF-4887-A7F2-EDE164E7F3EF}">
-  <ds:schemaRefs>
-    <ds:schemaRef ds:uri="http://schemas.microsoft.com/office/2006/metadata/properties"/>
-    <ds:schemaRef ds:uri="http://schemas.microsoft.com/office/infopath/2007/PartnerControls"/>
-  </ds:schemaRefs>
-</ds:datastoreItem>
+<file path=customXml/item3.xml><?xml version="1.0" encoding="utf-8"?>
+<p:properties xmlns:p="http://schemas.microsoft.com/office/2006/metadata/properties" xmlns:xsi="http://www.w3.org/2001/XMLSchema-instance" xmlns:pc="http://schemas.microsoft.com/office/infopath/2007/PartnerControls">
+  <documentManagement/>
+</p:properties>
 </file>
 
-<file path=customXml/itemProps3.xml><?xml version="1.0" encoding="utf-8"?>
-<ds:datastoreItem xmlns:ds="http://schemas.openxmlformats.org/officeDocument/2006/customXml" ds:itemID="{2F5B2C5E-89A7-4DDD-9050-75C0549A7217}">
-  <ds:schemaRefs>
-    <ds:schemaRef ds:uri="http://schemas.microsoft.com/sharepoint/v3/contenttype/forms"/>
-  </ds:schemaRefs>
-</ds:datastoreItem>
+<file path=customXml/item4.xml><?xml version="1.0" encoding="utf-8"?>
+<b:Sources xmlns:b="http://schemas.openxmlformats.org/officeDocument/2006/bibliography" xmlns="http://schemas.openxmlformats.org/officeDocument/2006/bibliography" SelectedStyle="\APASixthEditionOfficeOnline.xsl" StyleName="APA" Version="6"/>
 </file>
 
-<file path=customXml/itemProps4.xml><?xml version="1.0" encoding="utf-8"?>
+<file path=customXml/itemProps1.xml><?xml version="1.0" encoding="utf-8"?>
 <ds:datastoreItem xmlns:ds="http://schemas.openxmlformats.org/officeDocument/2006/customXml" ds:itemID="{BE5BB9C5-AB0C-4303-9BD8-CB30F6888583}">
   <ds:schemaRefs>
     <ds:schemaRef ds:uri="http://schemas.microsoft.com/office/2006/metadata/contentType"/>
@@ -5682,6 +5633,31 @@
 </ds:datastoreItem>
 </file>
 
+<file path=customXml/itemProps2.xml><?xml version="1.0" encoding="utf-8"?>
+<ds:datastoreItem xmlns:ds="http://schemas.openxmlformats.org/officeDocument/2006/customXml" ds:itemID="{2F5B2C5E-89A7-4DDD-9050-75C0549A7217}">
+  <ds:schemaRefs>
+    <ds:schemaRef ds:uri="http://schemas.microsoft.com/sharepoint/v3/contenttype/forms"/>
+  </ds:schemaRefs>
+</ds:datastoreItem>
+</file>
+
+<file path=customXml/itemProps3.xml><?xml version="1.0" encoding="utf-8"?>
+<ds:datastoreItem xmlns:ds="http://schemas.openxmlformats.org/officeDocument/2006/customXml" ds:itemID="{DF3B34AA-66DF-4887-A7F2-EDE164E7F3EF}">
+  <ds:schemaRefs>
+    <ds:schemaRef ds:uri="http://schemas.microsoft.com/office/2006/metadata/properties"/>
+    <ds:schemaRef ds:uri="http://schemas.microsoft.com/office/infopath/2007/PartnerControls"/>
+  </ds:schemaRefs>
+</ds:datastoreItem>
+</file>
+
+<file path=customXml/itemProps4.xml><?xml version="1.0" encoding="utf-8"?>
+<ds:datastoreItem xmlns:ds="http://schemas.openxmlformats.org/officeDocument/2006/customXml" ds:itemID="{5D46F5A2-4D7E-403D-8FF1-535B8C9ACB18}">
+  <ds:schemaRefs>
+    <ds:schemaRef ds:uri="http://schemas.openxmlformats.org/officeDocument/2006/bibliography"/>
+  </ds:schemaRefs>
+</ds:datastoreItem>
+</file>
+
 <file path=docMetadata/LabelInfo.xml><?xml version="1.0" encoding="utf-8"?>
 <clbl:labelList xmlns:clbl="http://schemas.microsoft.com/office/2020/mipLabelMetadata">
   <clbl:label id="{82b3e37e-8171-485d-b10b-38dae7ed14a8}" enabled="0" method="" siteId="{82b3e37e-8171-485d-b10b-38dae7ed14a8}" removed="1"/>

--- a/ethics/Lab-Online-Studies 2022_796/2022_HE000796 - PIS Unpaid (clean).docx
+++ b/ethics/Lab-Online-Studies 2022_796/2022_HE000796 - PIS Unpaid (clean).docx
@@ -1,6 +1,6 @@
 
 <file path=word/document.xml><?xml version="1.0" encoding="utf-8"?>
-<w:document xmlns:wpc="http://schemas.microsoft.com/office/word/2010/wordprocessingCanvas" xmlns:cx="http://schemas.microsoft.com/office/drawing/2014/chartex" xmlns:cx1="http://schemas.microsoft.com/office/drawing/2015/9/8/chartex" xmlns:cx2="http://schemas.microsoft.com/office/drawing/2015/10/21/chartex" xmlns:cx3="http://schemas.microsoft.com/office/drawing/2016/5/9/chartex" xmlns:cx4="http://schemas.microsoft.com/office/drawing/2016/5/10/chartex" xmlns:cx5="http://schemas.microsoft.com/office/drawing/2016/5/11/chartex" xmlns:cx6="http://schemas.microsoft.com/office/drawing/2016/5/12/chartex" xmlns:cx7="http://schemas.microsoft.com/office/drawing/2016/5/13/chartex" xmlns:cx8="http://schemas.microsoft.com/office/drawing/2016/5/14/chartex" xmlns:mc="http://schemas.openxmlformats.org/markup-compatibility/2006" xmlns:aink="http://schemas.microsoft.com/office/drawing/2016/ink" xmlns:am3d="http://schemas.microsoft.com/office/drawing/2017/model3d" xmlns:o="urn:schemas-microsoft-com:office:office" xmlns:oel="http://schemas.microsoft.com/office/2019/extlst" xmlns:r="http://schemas.openxmlformats.org/officeDocument/2006/relationships" xmlns:m="http://schemas.openxmlformats.org/officeDocument/2006/math" xmlns:v="urn:schemas-microsoft-com:vml" xmlns:wp14="http://schemas.microsoft.com/office/word/2010/wordprocessingDrawing" xmlns:wp="http://schemas.openxmlformats.org/drawingml/2006/wordprocessingDrawing" xmlns:w10="urn:schemas-microsoft-com:office:word" xmlns:w="http://schemas.openxmlformats.org/wordprocessingml/2006/main" xmlns:w14="http://schemas.microsoft.com/office/word/2010/wordml" xmlns:w15="http://schemas.microsoft.com/office/word/2012/wordml" xmlns:w16cex="http://schemas.microsoft.com/office/word/2018/wordml/cex" xmlns:w16cid="http://schemas.microsoft.com/office/word/2016/wordml/cid" xmlns:w16="http://schemas.microsoft.com/office/word/2018/wordml" xmlns:w16du="http://schemas.microsoft.com/office/word/2023/wordml/word16du" xmlns:w16sdtdh="http://schemas.microsoft.com/office/word/2020/wordml/sdtdatahash" xmlns:w16sdtfl="http://schemas.microsoft.com/office/word/2024/wordml/sdtformatlock" xmlns:w16se="http://schemas.microsoft.com/office/word/2015/wordml/symex" xmlns:wpg="http://schemas.microsoft.com/office/word/2010/wordprocessingGroup" xmlns:wpi="http://schemas.microsoft.com/office/word/2010/wordprocessingInk" xmlns:wne="http://schemas.microsoft.com/office/word/2006/wordml" xmlns:wps="http://schemas.microsoft.com/office/word/2010/wordprocessingShape" mc:Ignorable="w14 w15 w16se w16cid w16 w16cex w16sdtdh w16sdtfl w16du wp14">
+<w:document xmlns:wpc="http://schemas.microsoft.com/office/word/2010/wordprocessingCanvas" xmlns:cx="http://schemas.microsoft.com/office/drawing/2014/chartex" xmlns:cx1="http://schemas.microsoft.com/office/drawing/2015/9/8/chartex" xmlns:cx2="http://schemas.microsoft.com/office/drawing/2015/10/21/chartex" xmlns:cx3="http://schemas.microsoft.com/office/drawing/2016/5/9/chartex" xmlns:cx4="http://schemas.microsoft.com/office/drawing/2016/5/10/chartex" xmlns:cx5="http://schemas.microsoft.com/office/drawing/2016/5/11/chartex" xmlns:cx6="http://schemas.microsoft.com/office/drawing/2016/5/12/chartex" xmlns:cx7="http://schemas.microsoft.com/office/drawing/2016/5/13/chartex" xmlns:cx8="http://schemas.microsoft.com/office/drawing/2016/5/14/chartex" xmlns:mc="http://schemas.openxmlformats.org/markup-compatibility/2006" xmlns:m="http://schemas.openxmlformats.org/officeDocument/2006/math" xmlns:aink="http://schemas.microsoft.com/office/drawing/2016/ink" xmlns:am3d="http://schemas.microsoft.com/office/drawing/2017/model3d" xmlns:oel="http://schemas.microsoft.com/office/2019/extlst" xmlns:r="http://schemas.openxmlformats.org/officeDocument/2006/relationships" xmlns:wp14="http://schemas.microsoft.com/office/word/2010/wordprocessingDrawing" xmlns:wp="http://schemas.openxmlformats.org/drawingml/2006/wordprocessingDrawing" xmlns:wpg="http://schemas.microsoft.com/office/word/2010/wordprocessingGroup" xmlns:wpi="http://schemas.microsoft.com/office/word/2010/wordprocessingInk" xmlns:wps="http://schemas.microsoft.com/office/word/2010/wordprocessingShape" xmlns:o="urn:schemas-microsoft-com:office:office" xmlns:v="urn:schemas-microsoft-com:vml" xmlns:w10="urn:schemas-microsoft-com:office:word" xmlns:w="http://schemas.openxmlformats.org/wordprocessingml/2006/main" xmlns:w14="http://schemas.microsoft.com/office/word/2010/wordml" xmlns:w15="http://schemas.microsoft.com/office/word/2012/wordml" xmlns:w16cei="http://schemas.microsoft.com/office/word/2026/wordml/cei" xmlns:w16cex="http://schemas.microsoft.com/office/word/2018/wordml/cex" xmlns:w16cid="http://schemas.microsoft.com/office/word/2016/wordml/cid" xmlns:w16="http://schemas.microsoft.com/office/word/2018/wordml" xmlns:w16sdtdh="http://schemas.microsoft.com/office/word/2020/wordml/sdtdatahash" xmlns:w16sdtfl="http://schemas.microsoft.com/office/word/2024/wordml/sdtformatlock" xmlns:w16se="http://schemas.microsoft.com/office/word/2015/wordml/symex" xmlns:w16du="http://schemas.microsoft.com/office/word/2023/wordml/word16du" xmlns:wne="http://schemas.microsoft.com/office/word/2006/wordml" mc:Ignorable="w14 w15 w16se w16cid w16 w16cex w16sdtdh w16sdtfl w16du wp14">
   <w:body>
     <w:p>
       <w:pPr>
@@ -733,7 +733,7 @@
           <w:sz w:val="24"/>
           <w:szCs w:val="24"/>
         </w:rPr>
-        <w:t xml:space="preserve">Ms </w:t>
+        <w:t xml:space="preserve">Dr </w:t>
       </w:r>
       <w:r>
         <w:rPr>
@@ -741,7 +741,7 @@
           <w:sz w:val="24"/>
           <w:szCs w:val="24"/>
         </w:rPr>
-        <w:t>Cynthia Feng</w:t>
+        <w:t>Dominic Tran</w:t>
       </w:r>
       <w:r>
         <w:rPr>
@@ -749,7 +749,7 @@
           <w:sz w:val="24"/>
           <w:szCs w:val="24"/>
         </w:rPr>
-        <w:t xml:space="preserve">, PhD Student, School of Psychology, </w:t>
+        <w:t xml:space="preserve">, Research </w:t>
       </w:r>
       <w:r>
         <w:rPr>
@@ -757,7 +757,7 @@
           <w:sz w:val="24"/>
           <w:szCs w:val="24"/>
         </w:rPr>
-        <w:t>Un</w:t>
+        <w:t>Fellow</w:t>
       </w:r>
       <w:r>
         <w:rPr>
@@ -765,7 +765,7 @@
           <w:sz w:val="24"/>
           <w:szCs w:val="24"/>
         </w:rPr>
-        <w:t>iversity of Sydney</w:t>
+        <w:t>, School of Psychology, University of Sydney</w:t>
       </w:r>
     </w:p>
     <w:p>
@@ -793,7 +793,39 @@
           <w:sz w:val="24"/>
           <w:szCs w:val="24"/>
         </w:rPr>
-        <w:t>Ms Yueting Zhan, PhD Student, School of Psychology, University of Sydney</w:t>
+        <w:t xml:space="preserve">Ms </w:t>
+      </w:r>
+      <w:r>
+        <w:rPr>
+          <w:color w:val="000000" w:themeColor="text1"/>
+          <w:sz w:val="24"/>
+          <w:szCs w:val="24"/>
+        </w:rPr>
+        <w:t>Cynthia Feng</w:t>
+      </w:r>
+      <w:r>
+        <w:rPr>
+          <w:color w:val="000000" w:themeColor="text1"/>
+          <w:sz w:val="24"/>
+          <w:szCs w:val="24"/>
+        </w:rPr>
+        <w:t xml:space="preserve">, PhD Student, School of Psychology, </w:t>
+      </w:r>
+      <w:r>
+        <w:rPr>
+          <w:color w:val="000000" w:themeColor="text1"/>
+          <w:sz w:val="24"/>
+          <w:szCs w:val="24"/>
+        </w:rPr>
+        <w:t>Un</w:t>
+      </w:r>
+      <w:r>
+        <w:rPr>
+          <w:color w:val="000000" w:themeColor="text1"/>
+          <w:sz w:val="24"/>
+          <w:szCs w:val="24"/>
+        </w:rPr>
+        <w:t>iversity of Sydney</w:t>
       </w:r>
     </w:p>
     <w:p>
@@ -817,11 +849,29 @@
       </w:pPr>
       <w:r>
         <w:rPr>
-          <w:rFonts w:cstheme="minorHAnsi"/>
-          <w:sz w:val="24"/>
-          <w:szCs w:val="28"/>
-        </w:rPr>
-        <w:t>Ms Mariya Bartosh, PhD Student, School of Psychology, University of Sydney</w:t>
+          <w:color w:val="000000" w:themeColor="text1"/>
+          <w:sz w:val="24"/>
+          <w:szCs w:val="24"/>
+        </w:rPr>
+        <w:t xml:space="preserve">Ms </w:t>
+      </w:r>
+      <w:proofErr w:type="spellStart"/>
+      <w:r>
+        <w:rPr>
+          <w:color w:val="000000" w:themeColor="text1"/>
+          <w:sz w:val="24"/>
+          <w:szCs w:val="24"/>
+        </w:rPr>
+        <w:t>Yueting</w:t>
+      </w:r>
+      <w:proofErr w:type="spellEnd"/>
+      <w:r>
+        <w:rPr>
+          <w:color w:val="000000" w:themeColor="text1"/>
+          <w:sz w:val="24"/>
+          <w:szCs w:val="24"/>
+        </w:rPr>
+        <w:t xml:space="preserve"> Zhan, PhD Student, School of Psychology, University of Sydney</w:t>
       </w:r>
     </w:p>
     <w:p>
@@ -849,39 +899,7 @@
           <w:sz w:val="24"/>
           <w:szCs w:val="28"/>
         </w:rPr>
-        <w:t xml:space="preserve">Ms </w:t>
-      </w:r>
-      <w:r>
-        <w:rPr>
-          <w:rFonts w:cstheme="minorHAnsi"/>
-          <w:sz w:val="24"/>
-          <w:szCs w:val="28"/>
-        </w:rPr>
-        <w:t>Natalie</w:t>
-      </w:r>
-      <w:r>
-        <w:rPr>
-          <w:rFonts w:cstheme="minorHAnsi"/>
-          <w:sz w:val="24"/>
-          <w:szCs w:val="28"/>
-        </w:rPr>
-        <w:t xml:space="preserve"> </w:t>
-      </w:r>
-      <w:r>
-        <w:rPr>
-          <w:rFonts w:cstheme="minorHAnsi"/>
-          <w:sz w:val="24"/>
-          <w:szCs w:val="28"/>
-        </w:rPr>
-        <w:t>Liu</w:t>
-      </w:r>
-      <w:r>
-        <w:rPr>
-          <w:rFonts w:cstheme="minorHAnsi"/>
-          <w:sz w:val="24"/>
-          <w:szCs w:val="28"/>
-        </w:rPr>
-        <w:t>, Honours Student, School of Psychology, University of Sydney</w:t>
+        <w:t>Ms Mariya Bartosh, PhD Student, School of Psychology, University of Sydney</w:t>
       </w:r>
     </w:p>
     <w:p>
@@ -909,39 +927,7 @@
           <w:sz w:val="24"/>
           <w:szCs w:val="28"/>
         </w:rPr>
-        <w:t xml:space="preserve">Ms </w:t>
-      </w:r>
-      <w:r>
-        <w:rPr>
-          <w:rFonts w:cstheme="minorHAnsi"/>
-          <w:sz w:val="24"/>
-          <w:szCs w:val="28"/>
-        </w:rPr>
-        <w:t>Michelle</w:t>
-      </w:r>
-      <w:r>
-        <w:rPr>
-          <w:rFonts w:cstheme="minorHAnsi"/>
-          <w:sz w:val="24"/>
-          <w:szCs w:val="28"/>
-        </w:rPr>
-        <w:t xml:space="preserve"> </w:t>
-      </w:r>
-      <w:r>
-        <w:rPr>
-          <w:rFonts w:cstheme="minorHAnsi"/>
-          <w:sz w:val="24"/>
-          <w:szCs w:val="28"/>
-        </w:rPr>
-        <w:t>Dao</w:t>
-      </w:r>
-      <w:r>
-        <w:rPr>
-          <w:rFonts w:cstheme="minorHAnsi"/>
-          <w:sz w:val="24"/>
-          <w:szCs w:val="28"/>
-        </w:rPr>
-        <w:t>, Honours Student, School of Psychology, University of Sydney</w:t>
+        <w:t>Ms Sheng-Ling Chang, PhD Student, School of Psychology, University of Sydney</w:t>
       </w:r>
     </w:p>
     <w:p>
@@ -965,35 +951,19 @@
       </w:pPr>
       <w:r>
         <w:rPr>
-          <w:rFonts w:cstheme="minorHAnsi"/>
-          <w:sz w:val="24"/>
-          <w:szCs w:val="28"/>
-        </w:rPr>
-        <w:t xml:space="preserve">Ms </w:t>
-      </w:r>
-      <w:r>
-        <w:rPr>
-          <w:rFonts w:cstheme="minorHAnsi"/>
-          <w:sz w:val="24"/>
-          <w:szCs w:val="28"/>
-        </w:rPr>
-        <w:t>Isabella</w:t>
-      </w:r>
-      <w:r>
-        <w:rPr>
-          <w:rFonts w:cstheme="minorHAnsi"/>
-          <w:sz w:val="24"/>
-          <w:szCs w:val="28"/>
-        </w:rPr>
-        <w:t xml:space="preserve"> Evangelista, Honours Student, School of Psychology, University of Sydne</w:t>
-      </w:r>
-      <w:r>
-        <w:rPr>
-          <w:rFonts w:cstheme="minorHAnsi"/>
-          <w:sz w:val="24"/>
-          <w:szCs w:val="28"/>
-        </w:rPr>
-        <w:t>y</w:t>
+          <w:color w:val="000000" w:themeColor="text1"/>
+          <w:sz w:val="24"/>
+          <w:szCs w:val="24"/>
+        </w:rPr>
+        <w:t>Mr Liam Gialdi, MSc Student, Faculty of Medicine &amp; Health,</w:t>
+      </w:r>
+      <w:r>
+        <w:rPr>
+          <w:rFonts w:cstheme="minorHAnsi"/>
+          <w:sz w:val="24"/>
+          <w:szCs w:val="28"/>
+        </w:rPr>
+        <w:t xml:space="preserve"> University of Sydney</w:t>
       </w:r>
     </w:p>
     <w:p>
@@ -1029,7 +999,23 @@
           <w:sz w:val="24"/>
           <w:szCs w:val="28"/>
         </w:rPr>
-        <w:t>Ju Won Lee</w:t>
+        <w:t>Natalie</w:t>
+      </w:r>
+      <w:r>
+        <w:rPr>
+          <w:rFonts w:cstheme="minorHAnsi"/>
+          <w:sz w:val="24"/>
+          <w:szCs w:val="28"/>
+        </w:rPr>
+        <w:t xml:space="preserve"> </w:t>
+      </w:r>
+      <w:r>
+        <w:rPr>
+          <w:rFonts w:cstheme="minorHAnsi"/>
+          <w:sz w:val="24"/>
+          <w:szCs w:val="28"/>
+        </w:rPr>
+        <w:t>Liu</w:t>
       </w:r>
       <w:r>
         <w:rPr>
@@ -1065,7 +1051,15 @@
           <w:sz w:val="24"/>
           <w:szCs w:val="28"/>
         </w:rPr>
-        <w:t>Mr Riley Leckie, Research Assistant,</w:t>
+        <w:t xml:space="preserve">Ms </w:t>
+      </w:r>
+      <w:r>
+        <w:rPr>
+          <w:rFonts w:cstheme="minorHAnsi"/>
+          <w:sz w:val="24"/>
+          <w:szCs w:val="28"/>
+        </w:rPr>
+        <w:t>Michelle</w:t>
       </w:r>
       <w:r>
         <w:rPr>
@@ -1081,7 +1075,15 @@
           <w:sz w:val="24"/>
           <w:szCs w:val="28"/>
         </w:rPr>
-        <w:t>School of Psychology, University of Sydney</w:t>
+        <w:t>Dao</w:t>
+      </w:r>
+      <w:r>
+        <w:rPr>
+          <w:rFonts w:cstheme="minorHAnsi"/>
+          <w:sz w:val="24"/>
+          <w:szCs w:val="28"/>
+        </w:rPr>
+        <w:t>, Honours Student, School of Psychology, University of Sydney</w:t>
       </w:r>
     </w:p>
     <w:p>
@@ -1109,23 +1111,31 @@
           <w:sz w:val="24"/>
           <w:szCs w:val="28"/>
         </w:rPr>
-        <w:t>Ms Imann Mian, Research Assistant,</w:t>
-      </w:r>
-      <w:r>
-        <w:rPr>
-          <w:rFonts w:cstheme="minorHAnsi"/>
-          <w:sz w:val="24"/>
-          <w:szCs w:val="28"/>
-        </w:rPr>
-        <w:t xml:space="preserve"> </w:t>
-      </w:r>
-      <w:r>
-        <w:rPr>
-          <w:rFonts w:cstheme="minorHAnsi"/>
-          <w:sz w:val="24"/>
-          <w:szCs w:val="28"/>
-        </w:rPr>
-        <w:t>School of Psychology, University of Sydney</w:t>
+        <w:t xml:space="preserve">Ms </w:t>
+      </w:r>
+      <w:r>
+        <w:rPr>
+          <w:rFonts w:cstheme="minorHAnsi"/>
+          <w:sz w:val="24"/>
+          <w:szCs w:val="28"/>
+        </w:rPr>
+        <w:t>Isabella</w:t>
+      </w:r>
+      <w:r>
+        <w:rPr>
+          <w:rFonts w:cstheme="minorHAnsi"/>
+          <w:sz w:val="24"/>
+          <w:szCs w:val="28"/>
+        </w:rPr>
+        <w:t xml:space="preserve"> Evangelista, Honours Student, School of Psychology, University of Sydne</w:t>
+      </w:r>
+      <w:r>
+        <w:rPr>
+          <w:rFonts w:cstheme="minorHAnsi"/>
+          <w:sz w:val="24"/>
+          <w:szCs w:val="28"/>
+        </w:rPr>
+        <w:t>y</w:t>
       </w:r>
     </w:p>
     <w:p>
@@ -1153,23 +1163,23 @@
           <w:sz w:val="24"/>
           <w:szCs w:val="28"/>
         </w:rPr>
-        <w:t>Mr Felix Pfeifer, Research Assistant,</w:t>
-      </w:r>
-      <w:r>
-        <w:rPr>
-          <w:rFonts w:cstheme="minorHAnsi"/>
-          <w:sz w:val="24"/>
-          <w:szCs w:val="28"/>
-        </w:rPr>
-        <w:t xml:space="preserve"> </w:t>
-      </w:r>
-      <w:r>
-        <w:rPr>
-          <w:rFonts w:cstheme="minorHAnsi"/>
-          <w:sz w:val="24"/>
-          <w:szCs w:val="28"/>
-        </w:rPr>
-        <w:t>School of Psychology, University of Sydney</w:t>
+        <w:t xml:space="preserve">Ms </w:t>
+      </w:r>
+      <w:r>
+        <w:rPr>
+          <w:rFonts w:cstheme="minorHAnsi"/>
+          <w:sz w:val="24"/>
+          <w:szCs w:val="28"/>
+        </w:rPr>
+        <w:t>Ju Won Lee</w:t>
+      </w:r>
+      <w:r>
+        <w:rPr>
+          <w:rFonts w:cstheme="minorHAnsi"/>
+          <w:sz w:val="24"/>
+          <w:szCs w:val="28"/>
+        </w:rPr>
+        <w:t>, Honours Student, School of Psychology, University of Sydney</w:t>
       </w:r>
     </w:p>
     <w:p>
@@ -1197,23 +1207,7 @@
           <w:sz w:val="24"/>
           <w:szCs w:val="28"/>
         </w:rPr>
-        <w:t xml:space="preserve">Mr </w:t>
-      </w:r>
-      <w:r>
-        <w:rPr>
-          <w:rFonts w:cstheme="minorHAnsi"/>
-          <w:sz w:val="24"/>
-          <w:szCs w:val="28"/>
-        </w:rPr>
-        <w:t>Aditya Sridhar</w:t>
-      </w:r>
-      <w:r>
-        <w:rPr>
-          <w:rFonts w:cstheme="minorHAnsi"/>
-          <w:sz w:val="24"/>
-          <w:szCs w:val="28"/>
-        </w:rPr>
-        <w:t>, Research Assistant,</w:t>
+        <w:t>Mr Riley Leckie, Research Assistant,</w:t>
       </w:r>
       <w:r>
         <w:rPr>
@@ -1244,39 +1238,38 @@
         <w:autoSpaceDN w:val="0"/>
         <w:adjustRightInd w:val="0"/>
         <w:spacing w:after="0" w:line="240" w:lineRule="auto"/>
-        <w:jc w:val="both"/>
         <w:textAlignment w:val="baseline"/>
         <w:rPr>
-          <w:rFonts w:cstheme="minorHAnsi"/>
-          <w:b/>
-          <w:bCs/>
-          <w:sz w:val="24"/>
-          <w:szCs w:val="28"/>
-        </w:rPr>
-      </w:pPr>
-      <w:r>
-        <w:rPr>
           <w:color w:val="000000" w:themeColor="text1"/>
           <w:sz w:val="24"/>
           <w:szCs w:val="24"/>
         </w:rPr>
-        <w:t>Mr Riley Landfear</w:t>
-      </w:r>
-      <w:r>
-        <w:rPr>
-          <w:color w:val="000000" w:themeColor="text1"/>
-          <w:sz w:val="24"/>
-          <w:szCs w:val="24"/>
-        </w:rPr>
-        <w:t xml:space="preserve">, </w:t>
-      </w:r>
-      <w:r>
-        <w:rPr>
-          <w:rFonts w:cstheme="minorHAnsi"/>
-          <w:sz w:val="24"/>
-          <w:szCs w:val="28"/>
-        </w:rPr>
-        <w:t>Research Assistant,</w:t>
+      </w:pPr>
+      <w:r>
+        <w:rPr>
+          <w:rFonts w:cstheme="minorHAnsi"/>
+          <w:sz w:val="24"/>
+          <w:szCs w:val="28"/>
+        </w:rPr>
+        <w:t xml:space="preserve">Ms </w:t>
+      </w:r>
+      <w:proofErr w:type="spellStart"/>
+      <w:r>
+        <w:rPr>
+          <w:rFonts w:cstheme="minorHAnsi"/>
+          <w:sz w:val="24"/>
+          <w:szCs w:val="28"/>
+        </w:rPr>
+        <w:t>Imann</w:t>
+      </w:r>
+      <w:proofErr w:type="spellEnd"/>
+      <w:r>
+        <w:rPr>
+          <w:rFonts w:cstheme="minorHAnsi"/>
+          <w:sz w:val="24"/>
+          <w:szCs w:val="28"/>
+        </w:rPr>
+        <w:t xml:space="preserve"> Mian, Research Assistant,</w:t>
       </w:r>
       <w:r>
         <w:rPr>
@@ -1307,31 +1300,20 @@
         <w:autoSpaceDN w:val="0"/>
         <w:adjustRightInd w:val="0"/>
         <w:spacing w:after="0" w:line="240" w:lineRule="auto"/>
-        <w:jc w:val="both"/>
         <w:textAlignment w:val="baseline"/>
         <w:rPr>
-          <w:rFonts w:cstheme="minorHAnsi"/>
-          <w:b/>
-          <w:bCs/>
-          <w:sz w:val="24"/>
-          <w:szCs w:val="28"/>
-        </w:rPr>
-      </w:pPr>
-      <w:r>
-        <w:rPr>
           <w:color w:val="000000" w:themeColor="text1"/>
           <w:sz w:val="24"/>
           <w:szCs w:val="24"/>
         </w:rPr>
-        <w:t>Mr Eoin Shepherd, Denison Student</w:t>
-      </w:r>
-      <w:r>
-        <w:rPr>
-          <w:rFonts w:cstheme="minorHAnsi"/>
-          <w:sz w:val="24"/>
-          <w:szCs w:val="28"/>
-        </w:rPr>
-        <w:t>,</w:t>
+      </w:pPr>
+      <w:r>
+        <w:rPr>
+          <w:rFonts w:cstheme="minorHAnsi"/>
+          <w:sz w:val="24"/>
+          <w:szCs w:val="28"/>
+        </w:rPr>
+        <w:t>Mr Felix Pfeifer, Research Assistant,</w:t>
       </w:r>
       <w:r>
         <w:rPr>
@@ -1362,7 +1344,6 @@
         <w:autoSpaceDN w:val="0"/>
         <w:adjustRightInd w:val="0"/>
         <w:spacing w:after="0" w:line="240" w:lineRule="auto"/>
-        <w:jc w:val="both"/>
         <w:textAlignment w:val="baseline"/>
         <w:rPr>
           <w:color w:val="000000" w:themeColor="text1"/>
@@ -1372,25 +1353,59 @@
       </w:pPr>
       <w:r>
         <w:rPr>
-          <w:color w:val="000000" w:themeColor="text1"/>
-          <w:sz w:val="24"/>
-          <w:szCs w:val="24"/>
-        </w:rPr>
-        <w:t>Ms Lina Kim, Denison Student</w:t>
-      </w:r>
-      <w:r>
-        <w:rPr>
-          <w:rFonts w:cstheme="minorHAnsi"/>
-          <w:sz w:val="24"/>
-          <w:szCs w:val="28"/>
-        </w:rPr>
-        <w:t>, School of Psychology, University of Sydney</w:t>
-      </w:r>
-    </w:p>
-    <w:p>
-      <w:pPr>
-        <w:spacing w:after="0"/>
-        <w:jc w:val="both"/>
+          <w:rFonts w:cstheme="minorHAnsi"/>
+          <w:sz w:val="24"/>
+          <w:szCs w:val="28"/>
+        </w:rPr>
+        <w:t xml:space="preserve">Mr </w:t>
+      </w:r>
+      <w:r>
+        <w:rPr>
+          <w:rFonts w:cstheme="minorHAnsi"/>
+          <w:sz w:val="24"/>
+          <w:szCs w:val="28"/>
+        </w:rPr>
+        <w:t>Aditya Sridhar</w:t>
+      </w:r>
+      <w:r>
+        <w:rPr>
+          <w:rFonts w:cstheme="minorHAnsi"/>
+          <w:sz w:val="24"/>
+          <w:szCs w:val="28"/>
+        </w:rPr>
+        <w:t>, Research Assistant,</w:t>
+      </w:r>
+      <w:r>
+        <w:rPr>
+          <w:rFonts w:cstheme="minorHAnsi"/>
+          <w:sz w:val="24"/>
+          <w:szCs w:val="28"/>
+        </w:rPr>
+        <w:t xml:space="preserve"> </w:t>
+      </w:r>
+      <w:r>
+        <w:rPr>
+          <w:rFonts w:cstheme="minorHAnsi"/>
+          <w:sz w:val="24"/>
+          <w:szCs w:val="28"/>
+        </w:rPr>
+        <w:t>School of Psychology, University of Sydney</w:t>
+      </w:r>
+    </w:p>
+    <w:p>
+      <w:pPr>
+        <w:pStyle w:val="ListParagraph"/>
+        <w:numPr>
+          <w:ilvl w:val="0"/>
+          <w:numId w:val="9"/>
+        </w:numPr>
+        <w:overflowPunct w:val="0"/>
+        <w:autoSpaceDE w:val="0"/>
+        <w:autoSpaceDN w:val="0"/>
+        <w:adjustRightInd w:val="0"/>
+        <w:spacing w:after="0" w:line="240" w:lineRule="auto"/>
+        <w:jc w:val="both"/>
+        <w:textAlignment w:val="baseline"/>
         <w:rPr>
           <w:rFonts w:cstheme="minorHAnsi"/>
           <w:b/>
@@ -1399,6 +1414,151 @@
           <w:szCs w:val="28"/>
         </w:rPr>
       </w:pPr>
+      <w:r>
+        <w:rPr>
+          <w:color w:val="000000" w:themeColor="text1"/>
+          <w:sz w:val="24"/>
+          <w:szCs w:val="24"/>
+        </w:rPr>
+        <w:t>Mr Riley Landfear</w:t>
+      </w:r>
+      <w:r>
+        <w:rPr>
+          <w:color w:val="000000" w:themeColor="text1"/>
+          <w:sz w:val="24"/>
+          <w:szCs w:val="24"/>
+        </w:rPr>
+        <w:t xml:space="preserve">, </w:t>
+      </w:r>
+      <w:r>
+        <w:rPr>
+          <w:rFonts w:cstheme="minorHAnsi"/>
+          <w:sz w:val="24"/>
+          <w:szCs w:val="28"/>
+        </w:rPr>
+        <w:t>Research Assistant,</w:t>
+      </w:r>
+      <w:r>
+        <w:rPr>
+          <w:rFonts w:cstheme="minorHAnsi"/>
+          <w:sz w:val="24"/>
+          <w:szCs w:val="28"/>
+        </w:rPr>
+        <w:t xml:space="preserve"> </w:t>
+      </w:r>
+      <w:r>
+        <w:rPr>
+          <w:rFonts w:cstheme="minorHAnsi"/>
+          <w:sz w:val="24"/>
+          <w:szCs w:val="28"/>
+        </w:rPr>
+        <w:t>School of Psychology, University of Sydney</w:t>
+      </w:r>
+    </w:p>
+    <w:p>
+      <w:pPr>
+        <w:pStyle w:val="ListParagraph"/>
+        <w:numPr>
+          <w:ilvl w:val="0"/>
+          <w:numId w:val="9"/>
+        </w:numPr>
+        <w:overflowPunct w:val="0"/>
+        <w:autoSpaceDE w:val="0"/>
+        <w:autoSpaceDN w:val="0"/>
+        <w:adjustRightInd w:val="0"/>
+        <w:spacing w:after="0" w:line="240" w:lineRule="auto"/>
+        <w:jc w:val="both"/>
+        <w:textAlignment w:val="baseline"/>
+        <w:rPr>
+          <w:rFonts w:cstheme="minorHAnsi"/>
+          <w:b/>
+          <w:bCs/>
+          <w:sz w:val="24"/>
+          <w:szCs w:val="28"/>
+        </w:rPr>
+      </w:pPr>
+      <w:r>
+        <w:rPr>
+          <w:color w:val="000000" w:themeColor="text1"/>
+          <w:sz w:val="24"/>
+          <w:szCs w:val="24"/>
+        </w:rPr>
+        <w:t>Mr Eoin Shepherd, Denison Student</w:t>
+      </w:r>
+      <w:r>
+        <w:rPr>
+          <w:rFonts w:cstheme="minorHAnsi"/>
+          <w:sz w:val="24"/>
+          <w:szCs w:val="28"/>
+        </w:rPr>
+        <w:t>,</w:t>
+      </w:r>
+      <w:r>
+        <w:rPr>
+          <w:rFonts w:cstheme="minorHAnsi"/>
+          <w:sz w:val="24"/>
+          <w:szCs w:val="28"/>
+        </w:rPr>
+        <w:t xml:space="preserve"> </w:t>
+      </w:r>
+      <w:r>
+        <w:rPr>
+          <w:rFonts w:cstheme="minorHAnsi"/>
+          <w:sz w:val="24"/>
+          <w:szCs w:val="28"/>
+        </w:rPr>
+        <w:t>School of Psychology, University of Sydney</w:t>
+      </w:r>
+    </w:p>
+    <w:p>
+      <w:pPr>
+        <w:pStyle w:val="ListParagraph"/>
+        <w:numPr>
+          <w:ilvl w:val="0"/>
+          <w:numId w:val="9"/>
+        </w:numPr>
+        <w:overflowPunct w:val="0"/>
+        <w:autoSpaceDE w:val="0"/>
+        <w:autoSpaceDN w:val="0"/>
+        <w:adjustRightInd w:val="0"/>
+        <w:spacing w:after="0" w:line="240" w:lineRule="auto"/>
+        <w:jc w:val="both"/>
+        <w:textAlignment w:val="baseline"/>
+        <w:rPr>
+          <w:color w:val="000000" w:themeColor="text1"/>
+          <w:sz w:val="24"/>
+          <w:szCs w:val="24"/>
+        </w:rPr>
+      </w:pPr>
+      <w:r>
+        <w:rPr>
+          <w:color w:val="000000" w:themeColor="text1"/>
+          <w:sz w:val="24"/>
+          <w:szCs w:val="24"/>
+        </w:rPr>
+        <w:t>Ms Lina Kim, Denison Student</w:t>
+      </w:r>
+      <w:r>
+        <w:rPr>
+          <w:rFonts w:cstheme="minorHAnsi"/>
+          <w:sz w:val="24"/>
+          <w:szCs w:val="28"/>
+        </w:rPr>
+        <w:t>, School of Psychology, University of Sydney</w:t>
+      </w:r>
+    </w:p>
+    <w:p>
+      <w:pPr>
+        <w:spacing w:after="0"/>
+        <w:jc w:val="both"/>
+        <w:rPr>
+          <w:rFonts w:cstheme="minorHAnsi"/>
+          <w:b/>
+          <w:bCs/>
+          <w:sz w:val="24"/>
+          <w:szCs w:val="28"/>
+        </w:rPr>
+      </w:pPr>
     </w:p>
     <w:p>
       <w:pPr>
@@ -1429,16 +1589,33 @@
           <w:sz w:val="24"/>
           <w:szCs w:val="28"/>
         </w:rPr>
-        <w:lastRenderedPageBreak/>
         <w:t xml:space="preserve">Data from this study may form the basis of the PhD theses of Mariya Bartosh, </w:t>
       </w:r>
+      <w:proofErr w:type="spellStart"/>
       <w:r>
         <w:rPr>
           <w:color w:val="000000" w:themeColor="text1"/>
           <w:sz w:val="24"/>
           <w:szCs w:val="24"/>
         </w:rPr>
-        <w:t>Yueting Zhan</w:t>
+        <w:t>Yueting</w:t>
+      </w:r>
+      <w:proofErr w:type="spellEnd"/>
+      <w:r>
+        <w:rPr>
+          <w:color w:val="000000" w:themeColor="text1"/>
+          <w:sz w:val="24"/>
+          <w:szCs w:val="24"/>
+        </w:rPr>
+        <w:t xml:space="preserve"> Zhan</w:t>
+      </w:r>
+      <w:r>
+        <w:rPr>
+          <w:color w:val="000000" w:themeColor="text1"/>
+          <w:sz w:val="24"/>
+          <w:szCs w:val="24"/>
+        </w:rPr>
+        <w:t>, Sheng-Ling Chang</w:t>
       </w:r>
       <w:r>
         <w:rPr>
@@ -1454,6 +1631,68 @@
           <w:sz w:val="24"/>
           <w:szCs w:val="24"/>
         </w:rPr>
+        <w:t xml:space="preserve">Cynthia Feng, the </w:t>
+      </w:r>
+      <w:proofErr w:type="spellStart"/>
+      <w:proofErr w:type="gramStart"/>
+      <w:r>
+        <w:rPr>
+          <w:color w:val="000000" w:themeColor="text1"/>
+          <w:sz w:val="24"/>
+          <w:szCs w:val="24"/>
+        </w:rPr>
+        <w:t>Masters</w:t>
+      </w:r>
+      <w:proofErr w:type="spellEnd"/>
+      <w:proofErr w:type="gramEnd"/>
+      <w:r>
+        <w:rPr>
+          <w:color w:val="000000" w:themeColor="text1"/>
+          <w:sz w:val="24"/>
+          <w:szCs w:val="24"/>
+        </w:rPr>
+        <w:t xml:space="preserve"> thesis of Liam </w:t>
+      </w:r>
+      <w:proofErr w:type="gramStart"/>
+      <w:r>
+        <w:rPr>
+          <w:color w:val="000000" w:themeColor="text1"/>
+          <w:sz w:val="24"/>
+          <w:szCs w:val="24"/>
+        </w:rPr>
+        <w:t>Gialdi,</w:t>
+      </w:r>
+      <w:r>
+        <w:rPr>
+          <w:rFonts w:cstheme="minorHAnsi"/>
+          <w:sz w:val="24"/>
+          <w:szCs w:val="28"/>
+        </w:rPr>
+        <w:t xml:space="preserve"> </w:t>
+      </w:r>
+      <w:r>
+        <w:rPr>
+          <w:rFonts w:cstheme="minorHAnsi"/>
+          <w:sz w:val="24"/>
+          <w:szCs w:val="28"/>
+        </w:rPr>
+        <w:t xml:space="preserve"> and</w:t>
+      </w:r>
+      <w:proofErr w:type="gramEnd"/>
+      <w:r>
+        <w:rPr>
+          <w:rFonts w:cstheme="minorHAnsi"/>
+          <w:sz w:val="24"/>
+          <w:szCs w:val="28"/>
+        </w:rPr>
+        <w:t xml:space="preserve"> </w:t>
+      </w:r>
+      <w:r>
+        <w:rPr>
+          <w:color w:val="000000" w:themeColor="text1"/>
+          <w:sz w:val="24"/>
+          <w:szCs w:val="24"/>
+        </w:rPr>
         <w:t>Cynthia Feng</w:t>
       </w:r>
       <w:r>
@@ -1511,6 +1750,253 @@
           <w:szCs w:val="28"/>
         </w:rPr>
         <w:t xml:space="preserve">. </w:t>
+      </w:r>
+    </w:p>
+    <w:p>
+      <w:pPr>
+        <w:spacing w:after="0" w:line="240" w:lineRule="auto"/>
+        <w:ind w:left="360"/>
+        <w:jc w:val="both"/>
+        <w:rPr>
+          <w:rFonts w:cstheme="minorHAnsi"/>
+          <w:sz w:val="24"/>
+          <w:szCs w:val="28"/>
+        </w:rPr>
+      </w:pPr>
+    </w:p>
+    <w:p>
+      <w:pPr>
+        <w:spacing w:after="0" w:line="240" w:lineRule="auto"/>
+        <w:ind w:left="360"/>
+        <w:jc w:val="both"/>
+        <w:rPr>
+          <w:rFonts w:cstheme="minorHAnsi"/>
+          <w:i/>
+          <w:iCs/>
+          <w:sz w:val="24"/>
+          <w:szCs w:val="28"/>
+          <w:lang w:val="en-GB"/>
+        </w:rPr>
+      </w:pPr>
+      <w:r>
+        <w:rPr>
+          <w:rFonts w:cstheme="minorHAnsi"/>
+          <w:i/>
+          <w:iCs/>
+          <w:sz w:val="24"/>
+          <w:szCs w:val="28"/>
+          <w:lang w:val="en-GB"/>
+        </w:rPr>
+        <w:t>*</w:t>
+      </w:r>
+      <w:r>
+        <w:rPr>
+          <w:rFonts w:cstheme="minorHAnsi"/>
+          <w:i/>
+          <w:iCs/>
+          <w:sz w:val="24"/>
+          <w:szCs w:val="28"/>
+          <w:lang w:val="en-GB"/>
+        </w:rPr>
+        <w:t xml:space="preserve">To better understand how specific aspects of cognition are regulated, we will measure ongoing activity in your brain. EEG (described in detail below) measures electrical fluctuations across the </w:t>
+      </w:r>
+      <w:proofErr w:type="gramStart"/>
+      <w:r>
+        <w:rPr>
+          <w:rFonts w:cstheme="minorHAnsi"/>
+          <w:i/>
+          <w:iCs/>
+          <w:sz w:val="24"/>
+          <w:szCs w:val="28"/>
+          <w:lang w:val="en-GB"/>
+        </w:rPr>
+        <w:t>scalp, and</w:t>
+      </w:r>
+      <w:proofErr w:type="gramEnd"/>
+      <w:r>
+        <w:rPr>
+          <w:rFonts w:cstheme="minorHAnsi"/>
+          <w:i/>
+          <w:iCs/>
+          <w:sz w:val="24"/>
+          <w:szCs w:val="28"/>
+          <w:lang w:val="en-GB"/>
+        </w:rPr>
+        <w:t xml:space="preserve"> involves the placement of a recording cap (like a swimming cap) on the head. This technique is used when very fine timing information is desired, </w:t>
+      </w:r>
+      <w:proofErr w:type="gramStart"/>
+      <w:r>
+        <w:rPr>
+          <w:rFonts w:cstheme="minorHAnsi"/>
+          <w:i/>
+          <w:iCs/>
+          <w:sz w:val="24"/>
+          <w:szCs w:val="28"/>
+          <w:lang w:val="en-GB"/>
+        </w:rPr>
+        <w:t>and also</w:t>
+      </w:r>
+      <w:proofErr w:type="gramEnd"/>
+      <w:r>
+        <w:rPr>
+          <w:rFonts w:cstheme="minorHAnsi"/>
+          <w:i/>
+          <w:iCs/>
+          <w:sz w:val="24"/>
+          <w:szCs w:val="28"/>
+          <w:lang w:val="en-GB"/>
+        </w:rPr>
+        <w:t xml:space="preserve"> when the localisation of neural activity is not of particular interest.</w:t>
+      </w:r>
+    </w:p>
+    <w:p>
+      <w:pPr>
+        <w:spacing w:after="0" w:line="240" w:lineRule="auto"/>
+        <w:ind w:left="360"/>
+        <w:jc w:val="both"/>
+        <w:rPr>
+          <w:rFonts w:cstheme="minorHAnsi"/>
+          <w:i/>
+          <w:iCs/>
+          <w:sz w:val="24"/>
+          <w:szCs w:val="28"/>
+          <w:lang w:val="en-GB"/>
+        </w:rPr>
+      </w:pPr>
+    </w:p>
+    <w:p>
+      <w:pPr>
+        <w:spacing w:after="0" w:line="240" w:lineRule="auto"/>
+        <w:ind w:left="360"/>
+        <w:jc w:val="both"/>
+        <w:rPr>
+          <w:rFonts w:cstheme="minorHAnsi"/>
+          <w:i/>
+          <w:iCs/>
+          <w:sz w:val="24"/>
+          <w:szCs w:val="28"/>
+          <w:lang w:val="en-GB"/>
+        </w:rPr>
+      </w:pPr>
+    </w:p>
+    <w:p>
+      <w:pPr>
+        <w:spacing w:after="0" w:line="240" w:lineRule="auto"/>
+        <w:ind w:left="360"/>
+        <w:jc w:val="both"/>
+        <w:rPr>
+          <w:rFonts w:cstheme="minorHAnsi"/>
+          <w:i/>
+          <w:iCs/>
+          <w:sz w:val="24"/>
+          <w:szCs w:val="28"/>
+          <w:lang w:val="en-GB"/>
+        </w:rPr>
+      </w:pPr>
+      <w:r>
+        <w:rPr>
+          <w:rFonts w:cstheme="minorHAnsi"/>
+          <w:i/>
+          <w:iCs/>
+          <w:sz w:val="24"/>
+          <w:szCs w:val="28"/>
+          <w:lang w:val="en-GB"/>
+        </w:rPr>
+        <w:t>EEG is used to measure the electrical activity of cells within your brain. The activity of underlying cells is recorded by sensors placed across your scalp. Recordings will be made using reusable electrodes contained within a custom-made cap that will be fitted to your head (much like wearing a swimming cap). To ensure good contact between the electrodes and your skin, the skin around all electrode sites will be sterilised and cleaned with alcohol, and conductive gel will be placed under each electrode.</w:t>
+      </w:r>
+    </w:p>
+    <w:p>
+      <w:pPr>
+        <w:spacing w:after="0" w:line="240" w:lineRule="auto"/>
+        <w:ind w:left="360"/>
+        <w:jc w:val="both"/>
+        <w:rPr>
+          <w:rFonts w:cstheme="minorHAnsi"/>
+          <w:i/>
+          <w:iCs/>
+          <w:sz w:val="24"/>
+          <w:szCs w:val="28"/>
+          <w:lang w:val="en-GB"/>
+        </w:rPr>
+      </w:pPr>
+      <w:r>
+        <w:rPr>
+          <w:rFonts w:cstheme="minorHAnsi"/>
+          <w:i/>
+          <w:iCs/>
+          <w:sz w:val="24"/>
+          <w:szCs w:val="28"/>
+          <w:lang w:val="en-GB"/>
+        </w:rPr>
+        <w:t xml:space="preserve">                                                                                                                    </w:t>
+      </w:r>
+    </w:p>
+    <w:p>
+      <w:pPr>
+        <w:spacing w:after="0" w:line="240" w:lineRule="auto"/>
+        <w:ind w:left="360"/>
+        <w:jc w:val="both"/>
+        <w:rPr>
+          <w:rFonts w:cstheme="minorHAnsi"/>
+          <w:sz w:val="24"/>
+          <w:szCs w:val="28"/>
+          <w:lang w:val="en-GB"/>
+        </w:rPr>
+      </w:pPr>
+      <w:r>
+        <w:rPr>
+          <w:rFonts w:cstheme="minorHAnsi"/>
+          <w:i/>
+          <w:iCs/>
+          <w:sz w:val="24"/>
+          <w:szCs w:val="28"/>
+          <w:lang w:val="en-GB"/>
+        </w:rPr>
+        <w:t xml:space="preserve">There are no known risks associated with EEG, though some redness or irritation can occur under the electrodes. This reaction can be due to either the alcohol/gel applied or the abrasive nature of its application (i.e., parting the hair and rubbing the gel into the scalp with a cotton tipped wooden stick). Note that the gel is applied to the surface of the scalp using a blunt syringe. Please advise the experimenter if you are not comfortable with the administration of the gel, e.g., phobia of needles. At the end of the recording session, conductive gel will remain in your hair, but this washes out easily with water. An opportunity to use our hair-washing sink is provided to you, and shampoo, conditioner, and a </w:t>
+      </w:r>
+      <w:proofErr w:type="gramStart"/>
+      <w:r>
+        <w:rPr>
+          <w:rFonts w:cstheme="minorHAnsi"/>
+          <w:i/>
+          <w:iCs/>
+          <w:sz w:val="24"/>
+          <w:szCs w:val="28"/>
+          <w:lang w:val="en-GB"/>
+        </w:rPr>
+        <w:t>hair-dryer</w:t>
+      </w:r>
+      <w:proofErr w:type="gramEnd"/>
+      <w:r>
+        <w:rPr>
+          <w:rFonts w:cstheme="minorHAnsi"/>
+          <w:i/>
+          <w:iCs/>
+          <w:sz w:val="24"/>
+          <w:szCs w:val="28"/>
+          <w:lang w:val="en-GB"/>
+        </w:rPr>
+        <w:t xml:space="preserve"> are also available. We kindly request that you avoid the use of hair products, such as gel, wax, or mousse on the day of the EEG experiment.</w:t>
+      </w:r>
+    </w:p>
+    <w:p>
+      <w:pPr>
+        <w:spacing w:after="0" w:line="240" w:lineRule="auto"/>
+        <w:ind w:firstLine="360"/>
+        <w:jc w:val="both"/>
+        <w:rPr>
+          <w:rFonts w:cstheme="minorHAnsi"/>
+          <w:sz w:val="24"/>
+          <w:szCs w:val="28"/>
+        </w:rPr>
+      </w:pPr>
+      <w:r>
+        <w:rPr>
+          <w:rFonts w:cstheme="minorHAnsi"/>
+          <w:sz w:val="24"/>
+          <w:szCs w:val="28"/>
+        </w:rPr>
+        <w:t>[*Included only when EEG data is collected]</w:t>
       </w:r>
     </w:p>
     <w:p>
@@ -1692,7 +2178,25 @@
           <w:sz w:val="24"/>
           <w:szCs w:val="28"/>
         </w:rPr>
-        <w:t xml:space="preserve"> complete several computerised cognitive tasks and answer a number of surveys about yourself. </w:t>
+        <w:t xml:space="preserve"> complete several computerised cognitive tasks and answer </w:t>
+      </w:r>
+      <w:proofErr w:type="gramStart"/>
+      <w:r>
+        <w:rPr>
+          <w:rFonts w:cstheme="minorHAnsi"/>
+          <w:sz w:val="24"/>
+          <w:szCs w:val="28"/>
+        </w:rPr>
+        <w:t>a number of</w:t>
+      </w:r>
+      <w:proofErr w:type="gramEnd"/>
+      <w:r>
+        <w:rPr>
+          <w:rFonts w:cstheme="minorHAnsi"/>
+          <w:sz w:val="24"/>
+          <w:szCs w:val="28"/>
+        </w:rPr>
+        <w:t xml:space="preserve"> surveys about yourself. </w:t>
       </w:r>
     </w:p>
     <w:p>
@@ -1730,14 +2234,38 @@
           <w:sz w:val="24"/>
           <w:szCs w:val="24"/>
         </w:rPr>
-        <w:t xml:space="preserve"> also take audio recordings of you while you complete the tasks to capture your thought processes. You will be specifically notified before we begin recording and again when we cease recording. These recordings will be kept on a secure, encrypted server and will be accessible only to the immediate research team. The audio will be transcribed into an anonymous text format, after which the original voice files will be destroyed to ensure your privacy and prevent your identity from being linked to your responses.</w:t>
-      </w:r>
-      <w:r>
-        <w:rPr>
-          <w:sz w:val="24"/>
-          <w:szCs w:val="24"/>
-        </w:rPr>
-        <w:t xml:space="preserve">]**text included when relevant </w:t>
+        <w:t xml:space="preserve"> also take audio recordings of you while you complete the tasks to capture your thought processes. You will be specifically notified before we begin recording and again when we cease recording. These recordings will be kept on a secure, encrypted server and will be accessible only to the immediate research team. The audio will be transcribed into an </w:t>
+      </w:r>
+      <w:r>
+        <w:rPr>
+          <w:sz w:val="24"/>
+          <w:szCs w:val="24"/>
+        </w:rPr>
+        <w:lastRenderedPageBreak/>
+        <w:t>anonymous text format, after which the original voice files will be destroyed to ensure your privacy and prevent your identity from being linked to your responses</w:t>
+      </w:r>
+      <w:proofErr w:type="gramStart"/>
+      <w:r>
+        <w:rPr>
+          <w:sz w:val="24"/>
+          <w:szCs w:val="24"/>
+        </w:rPr>
+        <w:t>.</w:t>
+      </w:r>
+      <w:r>
+        <w:rPr>
+          <w:sz w:val="24"/>
+          <w:szCs w:val="24"/>
+        </w:rPr>
+        <w:t>]*</w:t>
+      </w:r>
+      <w:proofErr w:type="gramEnd"/>
+      <w:r>
+        <w:rPr>
+          <w:sz w:val="24"/>
+          <w:szCs w:val="24"/>
+        </w:rPr>
+        <w:t xml:space="preserve">*text included when relevant </w:t>
       </w:r>
     </w:p>
     <w:p>
@@ -2579,6 +3107,7 @@
           <w:sz w:val="24"/>
           <w:szCs w:val="24"/>
         </w:rPr>
+        <w:lastRenderedPageBreak/>
         <w:t>We intend to submit the information from this project to a public database for research information, so that other researchers can access it and use it in their projects. Before we do so, we will take out all the identifying information so that the people we give it to won’t know whose information it is. They won’t know that you participated in the study and they won’t be able to link you to any of the information you provided.</w:t>
       </w:r>
     </w:p>
@@ -3067,8 +3596,25 @@
           <w:sz w:val="24"/>
           <w:szCs w:val="28"/>
         </w:rPr>
-        <w:lastRenderedPageBreak/>
-        <w:t>If you are concerned about the way this study is being conducted or you wish to make a complaint to someone independent from the study, please contact the University:</w:t>
+        <w:t xml:space="preserve">If you are concerned about the way this study is being conducted or </w:t>
+      </w:r>
+      <w:proofErr w:type="gramStart"/>
+      <w:r>
+        <w:rPr>
+          <w:rFonts w:cstheme="minorHAnsi"/>
+          <w:sz w:val="24"/>
+          <w:szCs w:val="28"/>
+        </w:rPr>
+        <w:t>you wish</w:t>
+      </w:r>
+      <w:proofErr w:type="gramEnd"/>
+      <w:r>
+        <w:rPr>
+          <w:rFonts w:cstheme="minorHAnsi"/>
+          <w:sz w:val="24"/>
+          <w:szCs w:val="28"/>
+        </w:rPr>
+        <w:t xml:space="preserve"> to make a complaint to someone independent from the study, please contact the University:</w:t>
       </w:r>
     </w:p>
     <w:p>
@@ -3225,12 +3771,7 @@
       </w:pPr>
     </w:p>
     <w:sectPr>
-      <w:headerReference w:type="even" r:id="rId16"/>
-      <w:headerReference w:type="default" r:id="rId17"/>
-      <w:footerReference w:type="even" r:id="rId18"/>
-      <w:footerReference w:type="default" r:id="rId19"/>
-      <w:headerReference w:type="first" r:id="rId20"/>
-      <w:footerReference w:type="first" r:id="rId21"/>
+      <w:footerReference w:type="default" r:id="rId16"/>
       <w:pgSz w:w="11906" w:h="16838"/>
       <w:pgMar w:top="1440" w:right="1440" w:bottom="1440" w:left="1440" w:header="708" w:footer="708" w:gutter="0"/>
       <w:cols w:space="708"/>
@@ -3241,7 +3782,7 @@
 </file>
 
 <file path=word/endnotes.xml><?xml version="1.0" encoding="utf-8"?>
-<w:endnotes xmlns:wpc="http://schemas.microsoft.com/office/word/2010/wordprocessingCanvas" xmlns:cx="http://schemas.microsoft.com/office/drawing/2014/chartex" xmlns:cx1="http://schemas.microsoft.com/office/drawing/2015/9/8/chartex" xmlns:cx2="http://schemas.microsoft.com/office/drawing/2015/10/21/chartex" xmlns:cx3="http://schemas.microsoft.com/office/drawing/2016/5/9/chartex" xmlns:cx4="http://schemas.microsoft.com/office/drawing/2016/5/10/chartex" xmlns:cx5="http://schemas.microsoft.com/office/drawing/2016/5/11/chartex" xmlns:cx6="http://schemas.microsoft.com/office/drawing/2016/5/12/chartex" xmlns:cx7="http://schemas.microsoft.com/office/drawing/2016/5/13/chartex" xmlns:cx8="http://schemas.microsoft.com/office/drawing/2016/5/14/chartex" xmlns:mc="http://schemas.openxmlformats.org/markup-compatibility/2006" xmlns:aink="http://schemas.microsoft.com/office/drawing/2016/ink" xmlns:am3d="http://schemas.microsoft.com/office/drawing/2017/model3d" xmlns:o="urn:schemas-microsoft-com:office:office" xmlns:oel="http://schemas.microsoft.com/office/2019/extlst" xmlns:r="http://schemas.openxmlformats.org/officeDocument/2006/relationships" xmlns:m="http://schemas.openxmlformats.org/officeDocument/2006/math" xmlns:v="urn:schemas-microsoft-com:vml" xmlns:wp14="http://schemas.microsoft.com/office/word/2010/wordprocessingDrawing" xmlns:wp="http://schemas.openxmlformats.org/drawingml/2006/wordprocessingDrawing" xmlns:w10="urn:schemas-microsoft-com:office:word" xmlns:w="http://schemas.openxmlformats.org/wordprocessingml/2006/main" xmlns:w14="http://schemas.microsoft.com/office/word/2010/wordml" xmlns:w15="http://schemas.microsoft.com/office/word/2012/wordml" xmlns:w16cex="http://schemas.microsoft.com/office/word/2018/wordml/cex" xmlns:w16cid="http://schemas.microsoft.com/office/word/2016/wordml/cid" xmlns:w16="http://schemas.microsoft.com/office/word/2018/wordml" xmlns:w16du="http://schemas.microsoft.com/office/word/2023/wordml/word16du" xmlns:w16sdtdh="http://schemas.microsoft.com/office/word/2020/wordml/sdtdatahash" xmlns:w16sdtfl="http://schemas.microsoft.com/office/word/2024/wordml/sdtformatlock" xmlns:w16se="http://schemas.microsoft.com/office/word/2015/wordml/symex" xmlns:wpg="http://schemas.microsoft.com/office/word/2010/wordprocessingGroup" xmlns:wpi="http://schemas.microsoft.com/office/word/2010/wordprocessingInk" xmlns:wne="http://schemas.microsoft.com/office/word/2006/wordml" xmlns:wps="http://schemas.microsoft.com/office/word/2010/wordprocessingShape" mc:Ignorable="w14 w15 w16se w16cid w16 w16cex w16sdtdh w16sdtfl w16du wp14">
+<w:endnotes xmlns:wpc="http://schemas.microsoft.com/office/word/2010/wordprocessingCanvas" xmlns:cx="http://schemas.microsoft.com/office/drawing/2014/chartex" xmlns:cx1="http://schemas.microsoft.com/office/drawing/2015/9/8/chartex" xmlns:cx2="http://schemas.microsoft.com/office/drawing/2015/10/21/chartex" xmlns:cx3="http://schemas.microsoft.com/office/drawing/2016/5/9/chartex" xmlns:cx4="http://schemas.microsoft.com/office/drawing/2016/5/10/chartex" xmlns:cx5="http://schemas.microsoft.com/office/drawing/2016/5/11/chartex" xmlns:cx6="http://schemas.microsoft.com/office/drawing/2016/5/12/chartex" xmlns:cx7="http://schemas.microsoft.com/office/drawing/2016/5/13/chartex" xmlns:cx8="http://schemas.microsoft.com/office/drawing/2016/5/14/chartex" xmlns:mc="http://schemas.openxmlformats.org/markup-compatibility/2006" xmlns:m="http://schemas.openxmlformats.org/officeDocument/2006/math" xmlns:aink="http://schemas.microsoft.com/office/drawing/2016/ink" xmlns:am3d="http://schemas.microsoft.com/office/drawing/2017/model3d" xmlns:oel="http://schemas.microsoft.com/office/2019/extlst" xmlns:r="http://schemas.openxmlformats.org/officeDocument/2006/relationships" xmlns:wp14="http://schemas.microsoft.com/office/word/2010/wordprocessingDrawing" xmlns:wp="http://schemas.openxmlformats.org/drawingml/2006/wordprocessingDrawing" xmlns:wpg="http://schemas.microsoft.com/office/word/2010/wordprocessingGroup" xmlns:wpi="http://schemas.microsoft.com/office/word/2010/wordprocessingInk" xmlns:wps="http://schemas.microsoft.com/office/word/2010/wordprocessingShape" xmlns:o="urn:schemas-microsoft-com:office:office" xmlns:v="urn:schemas-microsoft-com:vml" xmlns:w10="urn:schemas-microsoft-com:office:word" xmlns:w="http://schemas.openxmlformats.org/wordprocessingml/2006/main" xmlns:w14="http://schemas.microsoft.com/office/word/2010/wordml" xmlns:w15="http://schemas.microsoft.com/office/word/2012/wordml" xmlns:w16cei="http://schemas.microsoft.com/office/word/2026/wordml/cei" xmlns:w16cex="http://schemas.microsoft.com/office/word/2018/wordml/cex" xmlns:w16cid="http://schemas.microsoft.com/office/word/2016/wordml/cid" xmlns:w16="http://schemas.microsoft.com/office/word/2018/wordml" xmlns:w16sdtdh="http://schemas.microsoft.com/office/word/2020/wordml/sdtdatahash" xmlns:w16sdtfl="http://schemas.microsoft.com/office/word/2024/wordml/sdtformatlock" xmlns:w16se="http://schemas.microsoft.com/office/word/2015/wordml/symex" xmlns:w16du="http://schemas.microsoft.com/office/word/2023/wordml/word16du" xmlns:wne="http://schemas.microsoft.com/office/word/2006/wordml" mc:Ignorable="w14 w15 w16se w16cid w16 w16cex w16sdtdh w16sdtfl w16du wp14">
   <w:endnote w:type="separator" w:id="-1">
     <w:p>
       <w:pPr>
@@ -3266,17 +3807,7 @@
 </file>
 
 <file path=word/footer1.xml><?xml version="1.0" encoding="utf-8"?>
-<w:ftr xmlns:wpc="http://schemas.microsoft.com/office/word/2010/wordprocessingCanvas" xmlns:cx="http://schemas.microsoft.com/office/drawing/2014/chartex" xmlns:cx1="http://schemas.microsoft.com/office/drawing/2015/9/8/chartex" xmlns:cx2="http://schemas.microsoft.com/office/drawing/2015/10/21/chartex" xmlns:cx3="http://schemas.microsoft.com/office/drawing/2016/5/9/chartex" xmlns:cx4="http://schemas.microsoft.com/office/drawing/2016/5/10/chartex" xmlns:cx5="http://schemas.microsoft.com/office/drawing/2016/5/11/chartex" xmlns:cx6="http://schemas.microsoft.com/office/drawing/2016/5/12/chartex" xmlns:cx7="http://schemas.microsoft.com/office/drawing/2016/5/13/chartex" xmlns:cx8="http://schemas.microsoft.com/office/drawing/2016/5/14/chartex" xmlns:mc="http://schemas.openxmlformats.org/markup-compatibility/2006" xmlns:aink="http://schemas.microsoft.com/office/drawing/2016/ink" xmlns:am3d="http://schemas.microsoft.com/office/drawing/2017/model3d" xmlns:o="urn:schemas-microsoft-com:office:office" xmlns:oel="http://schemas.microsoft.com/office/2019/extlst" xmlns:r="http://schemas.openxmlformats.org/officeDocument/2006/relationships" xmlns:m="http://schemas.openxmlformats.org/officeDocument/2006/math" xmlns:v="urn:schemas-microsoft-com:vml" xmlns:wp14="http://schemas.microsoft.com/office/word/2010/wordprocessingDrawing" xmlns:wp="http://schemas.openxmlformats.org/drawingml/2006/wordprocessingDrawing" xmlns:w10="urn:schemas-microsoft-com:office:word" xmlns:w="http://schemas.openxmlformats.org/wordprocessingml/2006/main" xmlns:w14="http://schemas.microsoft.com/office/word/2010/wordml" xmlns:w15="http://schemas.microsoft.com/office/word/2012/wordml" xmlns:w16cex="http://schemas.microsoft.com/office/word/2018/wordml/cex" xmlns:w16cid="http://schemas.microsoft.com/office/word/2016/wordml/cid" xmlns:w16="http://schemas.microsoft.com/office/word/2018/wordml" xmlns:w16du="http://schemas.microsoft.com/office/word/2023/wordml/word16du" xmlns:w16sdtdh="http://schemas.microsoft.com/office/word/2020/wordml/sdtdatahash" xmlns:w16sdtfl="http://schemas.microsoft.com/office/word/2024/wordml/sdtformatlock" xmlns:w16se="http://schemas.microsoft.com/office/word/2015/wordml/symex" xmlns:wpg="http://schemas.microsoft.com/office/word/2010/wordprocessingGroup" xmlns:wpi="http://schemas.microsoft.com/office/word/2010/wordprocessingInk" xmlns:wne="http://schemas.microsoft.com/office/word/2006/wordml" xmlns:wps="http://schemas.microsoft.com/office/word/2010/wordprocessingShape" mc:Ignorable="w14 w15 w16se w16cid w16 w16cex w16sdtdh w16sdtfl w16du wp14">
-  <w:p>
-    <w:pPr>
-      <w:pStyle w:val="Footer"/>
-    </w:pPr>
-  </w:p>
-</w:ftr>
-</file>
-
-<file path=word/footer2.xml><?xml version="1.0" encoding="utf-8"?>
-<w:ftr xmlns:wpc="http://schemas.microsoft.com/office/word/2010/wordprocessingCanvas" xmlns:cx="http://schemas.microsoft.com/office/drawing/2014/chartex" xmlns:cx1="http://schemas.microsoft.com/office/drawing/2015/9/8/chartex" xmlns:cx2="http://schemas.microsoft.com/office/drawing/2015/10/21/chartex" xmlns:cx3="http://schemas.microsoft.com/office/drawing/2016/5/9/chartex" xmlns:cx4="http://schemas.microsoft.com/office/drawing/2016/5/10/chartex" xmlns:cx5="http://schemas.microsoft.com/office/drawing/2016/5/11/chartex" xmlns:cx6="http://schemas.microsoft.com/office/drawing/2016/5/12/chartex" xmlns:cx7="http://schemas.microsoft.com/office/drawing/2016/5/13/chartex" xmlns:cx8="http://schemas.microsoft.com/office/drawing/2016/5/14/chartex" xmlns:mc="http://schemas.openxmlformats.org/markup-compatibility/2006" xmlns:aink="http://schemas.microsoft.com/office/drawing/2016/ink" xmlns:am3d="http://schemas.microsoft.com/office/drawing/2017/model3d" xmlns:o="urn:schemas-microsoft-com:office:office" xmlns:oel="http://schemas.microsoft.com/office/2019/extlst" xmlns:r="http://schemas.openxmlformats.org/officeDocument/2006/relationships" xmlns:m="http://schemas.openxmlformats.org/officeDocument/2006/math" xmlns:v="urn:schemas-microsoft-com:vml" xmlns:wp14="http://schemas.microsoft.com/office/word/2010/wordprocessingDrawing" xmlns:wp="http://schemas.openxmlformats.org/drawingml/2006/wordprocessingDrawing" xmlns:w10="urn:schemas-microsoft-com:office:word" xmlns:w="http://schemas.openxmlformats.org/wordprocessingml/2006/main" xmlns:w14="http://schemas.microsoft.com/office/word/2010/wordml" xmlns:w15="http://schemas.microsoft.com/office/word/2012/wordml" xmlns:w16cex="http://schemas.microsoft.com/office/word/2018/wordml/cex" xmlns:w16cid="http://schemas.microsoft.com/office/word/2016/wordml/cid" xmlns:w16="http://schemas.microsoft.com/office/word/2018/wordml" xmlns:w16du="http://schemas.microsoft.com/office/word/2023/wordml/word16du" xmlns:w16sdtdh="http://schemas.microsoft.com/office/word/2020/wordml/sdtdatahash" xmlns:w16sdtfl="http://schemas.microsoft.com/office/word/2024/wordml/sdtformatlock" xmlns:w16se="http://schemas.microsoft.com/office/word/2015/wordml/symex" xmlns:wpg="http://schemas.microsoft.com/office/word/2010/wordprocessingGroup" xmlns:wpi="http://schemas.microsoft.com/office/word/2010/wordprocessingInk" xmlns:wne="http://schemas.microsoft.com/office/word/2006/wordml" xmlns:wps="http://schemas.microsoft.com/office/word/2010/wordprocessingShape" mc:Ignorable="w14 w15 w16se w16cid w16 w16cex w16sdtdh w16sdtfl w16du wp14">
+<w:ftr xmlns:wpc="http://schemas.microsoft.com/office/word/2010/wordprocessingCanvas" xmlns:cx="http://schemas.microsoft.com/office/drawing/2014/chartex" xmlns:cx1="http://schemas.microsoft.com/office/drawing/2015/9/8/chartex" xmlns:cx2="http://schemas.microsoft.com/office/drawing/2015/10/21/chartex" xmlns:cx3="http://schemas.microsoft.com/office/drawing/2016/5/9/chartex" xmlns:cx4="http://schemas.microsoft.com/office/drawing/2016/5/10/chartex" xmlns:cx5="http://schemas.microsoft.com/office/drawing/2016/5/11/chartex" xmlns:cx6="http://schemas.microsoft.com/office/drawing/2016/5/12/chartex" xmlns:cx7="http://schemas.microsoft.com/office/drawing/2016/5/13/chartex" xmlns:cx8="http://schemas.microsoft.com/office/drawing/2016/5/14/chartex" xmlns:mc="http://schemas.openxmlformats.org/markup-compatibility/2006" xmlns:m="http://schemas.openxmlformats.org/officeDocument/2006/math" xmlns:aink="http://schemas.microsoft.com/office/drawing/2016/ink" xmlns:am3d="http://schemas.microsoft.com/office/drawing/2017/model3d" xmlns:oel="http://schemas.microsoft.com/office/2019/extlst" xmlns:r="http://schemas.openxmlformats.org/officeDocument/2006/relationships" xmlns:wp14="http://schemas.microsoft.com/office/word/2010/wordprocessingDrawing" xmlns:wp="http://schemas.openxmlformats.org/drawingml/2006/wordprocessingDrawing" xmlns:wpg="http://schemas.microsoft.com/office/word/2010/wordprocessingGroup" xmlns:wpi="http://schemas.microsoft.com/office/word/2010/wordprocessingInk" xmlns:wps="http://schemas.microsoft.com/office/word/2010/wordprocessingShape" xmlns:o="urn:schemas-microsoft-com:office:office" xmlns:v="urn:schemas-microsoft-com:vml" xmlns:w10="urn:schemas-microsoft-com:office:word" xmlns:w="http://schemas.openxmlformats.org/wordprocessingml/2006/main" xmlns:w14="http://schemas.microsoft.com/office/word/2010/wordml" xmlns:w15="http://schemas.microsoft.com/office/word/2012/wordml" xmlns:w16cei="http://schemas.microsoft.com/office/word/2026/wordml/cei" xmlns:w16cex="http://schemas.microsoft.com/office/word/2018/wordml/cex" xmlns:w16cid="http://schemas.microsoft.com/office/word/2016/wordml/cid" xmlns:w16="http://schemas.microsoft.com/office/word/2018/wordml" xmlns:w16sdtdh="http://schemas.microsoft.com/office/word/2020/wordml/sdtdatahash" xmlns:w16sdtfl="http://schemas.microsoft.com/office/word/2024/wordml/sdtformatlock" xmlns:w16se="http://schemas.microsoft.com/office/word/2015/wordml/symex" xmlns:w16du="http://schemas.microsoft.com/office/word/2023/wordml/word16du" xmlns:wne="http://schemas.microsoft.com/office/word/2006/wordml" mc:Ignorable="w14 w15 w16se w16cid w16 w16cex w16sdtdh w16sdtfl w16du wp14">
   <w:p>
     <w:pPr>
       <w:pStyle w:val="Footer"/>
@@ -3388,7 +3919,7 @@
         <w:sz w:val="20"/>
         <w:szCs w:val="20"/>
       </w:rPr>
-      <w:t>12</w:t>
+      <w:t>13</w:t>
     </w:r>
     <w:r>
       <w:rPr>
@@ -3406,16 +3937,7 @@
         <w:sz w:val="20"/>
         <w:szCs w:val="20"/>
       </w:rPr>
-      <w:t>16</w:t>
-    </w:r>
-    <w:r>
-      <w:rPr>
-        <w:rFonts w:cstheme="minorHAnsi"/>
-        <w:color w:val="E64626"/>
-        <w:sz w:val="20"/>
-        <w:szCs w:val="20"/>
-      </w:rPr>
-      <w:t xml:space="preserve"> March </w:t>
+      <w:t xml:space="preserve">28 July </w:t>
     </w:r>
     <w:r>
       <w:rPr>
@@ -3430,18 +3952,8 @@
 </w:ftr>
 </file>
 
-<file path=word/footer3.xml><?xml version="1.0" encoding="utf-8"?>
-<w:ftr xmlns:wpc="http://schemas.microsoft.com/office/word/2010/wordprocessingCanvas" xmlns:cx="http://schemas.microsoft.com/office/drawing/2014/chartex" xmlns:cx1="http://schemas.microsoft.com/office/drawing/2015/9/8/chartex" xmlns:cx2="http://schemas.microsoft.com/office/drawing/2015/10/21/chartex" xmlns:cx3="http://schemas.microsoft.com/office/drawing/2016/5/9/chartex" xmlns:cx4="http://schemas.microsoft.com/office/drawing/2016/5/10/chartex" xmlns:cx5="http://schemas.microsoft.com/office/drawing/2016/5/11/chartex" xmlns:cx6="http://schemas.microsoft.com/office/drawing/2016/5/12/chartex" xmlns:cx7="http://schemas.microsoft.com/office/drawing/2016/5/13/chartex" xmlns:cx8="http://schemas.microsoft.com/office/drawing/2016/5/14/chartex" xmlns:mc="http://schemas.openxmlformats.org/markup-compatibility/2006" xmlns:aink="http://schemas.microsoft.com/office/drawing/2016/ink" xmlns:am3d="http://schemas.microsoft.com/office/drawing/2017/model3d" xmlns:o="urn:schemas-microsoft-com:office:office" xmlns:oel="http://schemas.microsoft.com/office/2019/extlst" xmlns:r="http://schemas.openxmlformats.org/officeDocument/2006/relationships" xmlns:m="http://schemas.openxmlformats.org/officeDocument/2006/math" xmlns:v="urn:schemas-microsoft-com:vml" xmlns:wp14="http://schemas.microsoft.com/office/word/2010/wordprocessingDrawing" xmlns:wp="http://schemas.openxmlformats.org/drawingml/2006/wordprocessingDrawing" xmlns:w10="urn:schemas-microsoft-com:office:word" xmlns:w="http://schemas.openxmlformats.org/wordprocessingml/2006/main" xmlns:w14="http://schemas.microsoft.com/office/word/2010/wordml" xmlns:w15="http://schemas.microsoft.com/office/word/2012/wordml" xmlns:w16cex="http://schemas.microsoft.com/office/word/2018/wordml/cex" xmlns:w16cid="http://schemas.microsoft.com/office/word/2016/wordml/cid" xmlns:w16="http://schemas.microsoft.com/office/word/2018/wordml" xmlns:w16du="http://schemas.microsoft.com/office/word/2023/wordml/word16du" xmlns:w16sdtdh="http://schemas.microsoft.com/office/word/2020/wordml/sdtdatahash" xmlns:w16sdtfl="http://schemas.microsoft.com/office/word/2024/wordml/sdtformatlock" xmlns:w16se="http://schemas.microsoft.com/office/word/2015/wordml/symex" xmlns:wpg="http://schemas.microsoft.com/office/word/2010/wordprocessingGroup" xmlns:wpi="http://schemas.microsoft.com/office/word/2010/wordprocessingInk" xmlns:wne="http://schemas.microsoft.com/office/word/2006/wordml" xmlns:wps="http://schemas.microsoft.com/office/word/2010/wordprocessingShape" mc:Ignorable="w14 w15 w16se w16cid w16 w16cex w16sdtdh w16sdtfl w16du wp14">
-  <w:p>
-    <w:pPr>
-      <w:pStyle w:val="Footer"/>
-    </w:pPr>
-  </w:p>
-</w:ftr>
-</file>
-
 <file path=word/footnotes.xml><?xml version="1.0" encoding="utf-8"?>
-<w:footnotes xmlns:wpc="http://schemas.microsoft.com/office/word/2010/wordprocessingCanvas" xmlns:cx="http://schemas.microsoft.com/office/drawing/2014/chartex" xmlns:cx1="http://schemas.microsoft.com/office/drawing/2015/9/8/chartex" xmlns:cx2="http://schemas.microsoft.com/office/drawing/2015/10/21/chartex" xmlns:cx3="http://schemas.microsoft.com/office/drawing/2016/5/9/chartex" xmlns:cx4="http://schemas.microsoft.com/office/drawing/2016/5/10/chartex" xmlns:cx5="http://schemas.microsoft.com/office/drawing/2016/5/11/chartex" xmlns:cx6="http://schemas.microsoft.com/office/drawing/2016/5/12/chartex" xmlns:cx7="http://schemas.microsoft.com/office/drawing/2016/5/13/chartex" xmlns:cx8="http://schemas.microsoft.com/office/drawing/2016/5/14/chartex" xmlns:mc="http://schemas.openxmlformats.org/markup-compatibility/2006" xmlns:aink="http://schemas.microsoft.com/office/drawing/2016/ink" xmlns:am3d="http://schemas.microsoft.com/office/drawing/2017/model3d" xmlns:o="urn:schemas-microsoft-com:office:office" xmlns:oel="http://schemas.microsoft.com/office/2019/extlst" xmlns:r="http://schemas.openxmlformats.org/officeDocument/2006/relationships" xmlns:m="http://schemas.openxmlformats.org/officeDocument/2006/math" xmlns:v="urn:schemas-microsoft-com:vml" xmlns:wp14="http://schemas.microsoft.com/office/word/2010/wordprocessingDrawing" xmlns:wp="http://schemas.openxmlformats.org/drawingml/2006/wordprocessingDrawing" xmlns:w10="urn:schemas-microsoft-com:office:word" xmlns:w="http://schemas.openxmlformats.org/wordprocessingml/2006/main" xmlns:w14="http://schemas.microsoft.com/office/word/2010/wordml" xmlns:w15="http://schemas.microsoft.com/office/word/2012/wordml" xmlns:w16cex="http://schemas.microsoft.com/office/word/2018/wordml/cex" xmlns:w16cid="http://schemas.microsoft.com/office/word/2016/wordml/cid" xmlns:w16="http://schemas.microsoft.com/office/word/2018/wordml" xmlns:w16du="http://schemas.microsoft.com/office/word/2023/wordml/word16du" xmlns:w16sdtdh="http://schemas.microsoft.com/office/word/2020/wordml/sdtdatahash" xmlns:w16sdtfl="http://schemas.microsoft.com/office/word/2024/wordml/sdtformatlock" xmlns:w16se="http://schemas.microsoft.com/office/word/2015/wordml/symex" xmlns:wpg="http://schemas.microsoft.com/office/word/2010/wordprocessingGroup" xmlns:wpi="http://schemas.microsoft.com/office/word/2010/wordprocessingInk" xmlns:wne="http://schemas.microsoft.com/office/word/2006/wordml" xmlns:wps="http://schemas.microsoft.com/office/word/2010/wordprocessingShape" mc:Ignorable="w14 w15 w16se w16cid w16 w16cex w16sdtdh w16sdtfl w16du wp14">
+<w:footnotes xmlns:wpc="http://schemas.microsoft.com/office/word/2010/wordprocessingCanvas" xmlns:cx="http://schemas.microsoft.com/office/drawing/2014/chartex" xmlns:cx1="http://schemas.microsoft.com/office/drawing/2015/9/8/chartex" xmlns:cx2="http://schemas.microsoft.com/office/drawing/2015/10/21/chartex" xmlns:cx3="http://schemas.microsoft.com/office/drawing/2016/5/9/chartex" xmlns:cx4="http://schemas.microsoft.com/office/drawing/2016/5/10/chartex" xmlns:cx5="http://schemas.microsoft.com/office/drawing/2016/5/11/chartex" xmlns:cx6="http://schemas.microsoft.com/office/drawing/2016/5/12/chartex" xmlns:cx7="http://schemas.microsoft.com/office/drawing/2016/5/13/chartex" xmlns:cx8="http://schemas.microsoft.com/office/drawing/2016/5/14/chartex" xmlns:mc="http://schemas.openxmlformats.org/markup-compatibility/2006" xmlns:m="http://schemas.openxmlformats.org/officeDocument/2006/math" xmlns:aink="http://schemas.microsoft.com/office/drawing/2016/ink" xmlns:am3d="http://schemas.microsoft.com/office/drawing/2017/model3d" xmlns:oel="http://schemas.microsoft.com/office/2019/extlst" xmlns:r="http://schemas.openxmlformats.org/officeDocument/2006/relationships" xmlns:wp14="http://schemas.microsoft.com/office/word/2010/wordprocessingDrawing" xmlns:wp="http://schemas.openxmlformats.org/drawingml/2006/wordprocessingDrawing" xmlns:wpg="http://schemas.microsoft.com/office/word/2010/wordprocessingGroup" xmlns:wpi="http://schemas.microsoft.com/office/word/2010/wordprocessingInk" xmlns:wps="http://schemas.microsoft.com/office/word/2010/wordprocessingShape" xmlns:o="urn:schemas-microsoft-com:office:office" xmlns:v="urn:schemas-microsoft-com:vml" xmlns:w10="urn:schemas-microsoft-com:office:word" xmlns:w="http://schemas.openxmlformats.org/wordprocessingml/2006/main" xmlns:w14="http://schemas.microsoft.com/office/word/2010/wordml" xmlns:w15="http://schemas.microsoft.com/office/word/2012/wordml" xmlns:w16cei="http://schemas.microsoft.com/office/word/2026/wordml/cei" xmlns:w16cex="http://schemas.microsoft.com/office/word/2018/wordml/cex" xmlns:w16cid="http://schemas.microsoft.com/office/word/2016/wordml/cid" xmlns:w16="http://schemas.microsoft.com/office/word/2018/wordml" xmlns:w16sdtdh="http://schemas.microsoft.com/office/word/2020/wordml/sdtdatahash" xmlns:w16sdtfl="http://schemas.microsoft.com/office/word/2024/wordml/sdtformatlock" xmlns:w16se="http://schemas.microsoft.com/office/word/2015/wordml/symex" xmlns:w16du="http://schemas.microsoft.com/office/word/2023/wordml/word16du" xmlns:wne="http://schemas.microsoft.com/office/word/2006/wordml" mc:Ignorable="w14 w15 w16se w16cid w16 w16cex w16sdtdh w16sdtfl w16du wp14">
   <w:footnote w:type="separator" w:id="-1">
     <w:p>
       <w:pPr>
@@ -3465,38 +3977,8 @@
 </w:footnotes>
 </file>
 
-<file path=word/header1.xml><?xml version="1.0" encoding="utf-8"?>
-<w:hdr xmlns:wpc="http://schemas.microsoft.com/office/word/2010/wordprocessingCanvas" xmlns:cx="http://schemas.microsoft.com/office/drawing/2014/chartex" xmlns:cx1="http://schemas.microsoft.com/office/drawing/2015/9/8/chartex" xmlns:cx2="http://schemas.microsoft.com/office/drawing/2015/10/21/chartex" xmlns:cx3="http://schemas.microsoft.com/office/drawing/2016/5/9/chartex" xmlns:cx4="http://schemas.microsoft.com/office/drawing/2016/5/10/chartex" xmlns:cx5="http://schemas.microsoft.com/office/drawing/2016/5/11/chartex" xmlns:cx6="http://schemas.microsoft.com/office/drawing/2016/5/12/chartex" xmlns:cx7="http://schemas.microsoft.com/office/drawing/2016/5/13/chartex" xmlns:cx8="http://schemas.microsoft.com/office/drawing/2016/5/14/chartex" xmlns:mc="http://schemas.openxmlformats.org/markup-compatibility/2006" xmlns:aink="http://schemas.microsoft.com/office/drawing/2016/ink" xmlns:am3d="http://schemas.microsoft.com/office/drawing/2017/model3d" xmlns:o="urn:schemas-microsoft-com:office:office" xmlns:oel="http://schemas.microsoft.com/office/2019/extlst" xmlns:r="http://schemas.openxmlformats.org/officeDocument/2006/relationships" xmlns:m="http://schemas.openxmlformats.org/officeDocument/2006/math" xmlns:v="urn:schemas-microsoft-com:vml" xmlns:wp14="http://schemas.microsoft.com/office/word/2010/wordprocessingDrawing" xmlns:wp="http://schemas.openxmlformats.org/drawingml/2006/wordprocessingDrawing" xmlns:w10="urn:schemas-microsoft-com:office:word" xmlns:w="http://schemas.openxmlformats.org/wordprocessingml/2006/main" xmlns:w14="http://schemas.microsoft.com/office/word/2010/wordml" xmlns:w15="http://schemas.microsoft.com/office/word/2012/wordml" xmlns:w16cex="http://schemas.microsoft.com/office/word/2018/wordml/cex" xmlns:w16cid="http://schemas.microsoft.com/office/word/2016/wordml/cid" xmlns:w16="http://schemas.microsoft.com/office/word/2018/wordml" xmlns:w16du="http://schemas.microsoft.com/office/word/2023/wordml/word16du" xmlns:w16sdtdh="http://schemas.microsoft.com/office/word/2020/wordml/sdtdatahash" xmlns:w16sdtfl="http://schemas.microsoft.com/office/word/2024/wordml/sdtformatlock" xmlns:w16se="http://schemas.microsoft.com/office/word/2015/wordml/symex" xmlns:wpg="http://schemas.microsoft.com/office/word/2010/wordprocessingGroup" xmlns:wpi="http://schemas.microsoft.com/office/word/2010/wordprocessingInk" xmlns:wne="http://schemas.microsoft.com/office/word/2006/wordml" xmlns:wps="http://schemas.microsoft.com/office/word/2010/wordprocessingShape" mc:Ignorable="w14 w15 w16se w16cid w16 w16cex w16sdtdh w16sdtfl w16du wp14">
-  <w:p>
-    <w:pPr>
-      <w:pStyle w:val="Header"/>
-    </w:pPr>
-  </w:p>
-</w:hdr>
-</file>
-
-<file path=word/header2.xml><?xml version="1.0" encoding="utf-8"?>
-<w:hdr xmlns:wpc="http://schemas.microsoft.com/office/word/2010/wordprocessingCanvas" xmlns:cx="http://schemas.microsoft.com/office/drawing/2014/chartex" xmlns:cx1="http://schemas.microsoft.com/office/drawing/2015/9/8/chartex" xmlns:cx2="http://schemas.microsoft.com/office/drawing/2015/10/21/chartex" xmlns:cx3="http://schemas.microsoft.com/office/drawing/2016/5/9/chartex" xmlns:cx4="http://schemas.microsoft.com/office/drawing/2016/5/10/chartex" xmlns:cx5="http://schemas.microsoft.com/office/drawing/2016/5/11/chartex" xmlns:cx6="http://schemas.microsoft.com/office/drawing/2016/5/12/chartex" xmlns:cx7="http://schemas.microsoft.com/office/drawing/2016/5/13/chartex" xmlns:cx8="http://schemas.microsoft.com/office/drawing/2016/5/14/chartex" xmlns:mc="http://schemas.openxmlformats.org/markup-compatibility/2006" xmlns:aink="http://schemas.microsoft.com/office/drawing/2016/ink" xmlns:am3d="http://schemas.microsoft.com/office/drawing/2017/model3d" xmlns:o="urn:schemas-microsoft-com:office:office" xmlns:oel="http://schemas.microsoft.com/office/2019/extlst" xmlns:r="http://schemas.openxmlformats.org/officeDocument/2006/relationships" xmlns:m="http://schemas.openxmlformats.org/officeDocument/2006/math" xmlns:v="urn:schemas-microsoft-com:vml" xmlns:wp14="http://schemas.microsoft.com/office/word/2010/wordprocessingDrawing" xmlns:wp="http://schemas.openxmlformats.org/drawingml/2006/wordprocessingDrawing" xmlns:w10="urn:schemas-microsoft-com:office:word" xmlns:w="http://schemas.openxmlformats.org/wordprocessingml/2006/main" xmlns:w14="http://schemas.microsoft.com/office/word/2010/wordml" xmlns:w15="http://schemas.microsoft.com/office/word/2012/wordml" xmlns:w16cex="http://schemas.microsoft.com/office/word/2018/wordml/cex" xmlns:w16cid="http://schemas.microsoft.com/office/word/2016/wordml/cid" xmlns:w16="http://schemas.microsoft.com/office/word/2018/wordml" xmlns:w16du="http://schemas.microsoft.com/office/word/2023/wordml/word16du" xmlns:w16sdtdh="http://schemas.microsoft.com/office/word/2020/wordml/sdtdatahash" xmlns:w16sdtfl="http://schemas.microsoft.com/office/word/2024/wordml/sdtformatlock" xmlns:w16se="http://schemas.microsoft.com/office/word/2015/wordml/symex" xmlns:wpg="http://schemas.microsoft.com/office/word/2010/wordprocessingGroup" xmlns:wpi="http://schemas.microsoft.com/office/word/2010/wordprocessingInk" xmlns:wne="http://schemas.microsoft.com/office/word/2006/wordml" xmlns:wps="http://schemas.microsoft.com/office/word/2010/wordprocessingShape" mc:Ignorable="w14 w15 w16se w16cid w16 w16cex w16sdtdh w16sdtfl w16du wp14">
-  <w:p>
-    <w:pPr>
-      <w:pStyle w:val="Header"/>
-    </w:pPr>
-  </w:p>
-</w:hdr>
-</file>
-
-<file path=word/header3.xml><?xml version="1.0" encoding="utf-8"?>
-<w:hdr xmlns:wpc="http://schemas.microsoft.com/office/word/2010/wordprocessingCanvas" xmlns:cx="http://schemas.microsoft.com/office/drawing/2014/chartex" xmlns:cx1="http://schemas.microsoft.com/office/drawing/2015/9/8/chartex" xmlns:cx2="http://schemas.microsoft.com/office/drawing/2015/10/21/chartex" xmlns:cx3="http://schemas.microsoft.com/office/drawing/2016/5/9/chartex" xmlns:cx4="http://schemas.microsoft.com/office/drawing/2016/5/10/chartex" xmlns:cx5="http://schemas.microsoft.com/office/drawing/2016/5/11/chartex" xmlns:cx6="http://schemas.microsoft.com/office/drawing/2016/5/12/chartex" xmlns:cx7="http://schemas.microsoft.com/office/drawing/2016/5/13/chartex" xmlns:cx8="http://schemas.microsoft.com/office/drawing/2016/5/14/chartex" xmlns:mc="http://schemas.openxmlformats.org/markup-compatibility/2006" xmlns:aink="http://schemas.microsoft.com/office/drawing/2016/ink" xmlns:am3d="http://schemas.microsoft.com/office/drawing/2017/model3d" xmlns:o="urn:schemas-microsoft-com:office:office" xmlns:oel="http://schemas.microsoft.com/office/2019/extlst" xmlns:r="http://schemas.openxmlformats.org/officeDocument/2006/relationships" xmlns:m="http://schemas.openxmlformats.org/officeDocument/2006/math" xmlns:v="urn:schemas-microsoft-com:vml" xmlns:wp14="http://schemas.microsoft.com/office/word/2010/wordprocessingDrawing" xmlns:wp="http://schemas.openxmlformats.org/drawingml/2006/wordprocessingDrawing" xmlns:w10="urn:schemas-microsoft-com:office:word" xmlns:w="http://schemas.openxmlformats.org/wordprocessingml/2006/main" xmlns:w14="http://schemas.microsoft.com/office/word/2010/wordml" xmlns:w15="http://schemas.microsoft.com/office/word/2012/wordml" xmlns:w16cex="http://schemas.microsoft.com/office/word/2018/wordml/cex" xmlns:w16cid="http://schemas.microsoft.com/office/word/2016/wordml/cid" xmlns:w16="http://schemas.microsoft.com/office/word/2018/wordml" xmlns:w16du="http://schemas.microsoft.com/office/word/2023/wordml/word16du" xmlns:w16sdtdh="http://schemas.microsoft.com/office/word/2020/wordml/sdtdatahash" xmlns:w16sdtfl="http://schemas.microsoft.com/office/word/2024/wordml/sdtformatlock" xmlns:w16se="http://schemas.microsoft.com/office/word/2015/wordml/symex" xmlns:wpg="http://schemas.microsoft.com/office/word/2010/wordprocessingGroup" xmlns:wpi="http://schemas.microsoft.com/office/word/2010/wordprocessingInk" xmlns:wne="http://schemas.microsoft.com/office/word/2006/wordml" xmlns:wps="http://schemas.microsoft.com/office/word/2010/wordprocessingShape" mc:Ignorable="w14 w15 w16se w16cid w16 w16cex w16sdtdh w16sdtfl w16du wp14">
-  <w:p>
-    <w:pPr>
-      <w:pStyle w:val="Header"/>
-    </w:pPr>
-  </w:p>
-</w:hdr>
-</file>
-
 <file path=word/numbering.xml><?xml version="1.0" encoding="utf-8"?>
-<w:numbering xmlns:wpc="http://schemas.microsoft.com/office/word/2010/wordprocessingCanvas" xmlns:cx="http://schemas.microsoft.com/office/drawing/2014/chartex" xmlns:cx1="http://schemas.microsoft.com/office/drawing/2015/9/8/chartex" xmlns:cx2="http://schemas.microsoft.com/office/drawing/2015/10/21/chartex" xmlns:cx3="http://schemas.microsoft.com/office/drawing/2016/5/9/chartex" xmlns:cx4="http://schemas.microsoft.com/office/drawing/2016/5/10/chartex" xmlns:cx5="http://schemas.microsoft.com/office/drawing/2016/5/11/chartex" xmlns:cx6="http://schemas.microsoft.com/office/drawing/2016/5/12/chartex" xmlns:cx7="http://schemas.microsoft.com/office/drawing/2016/5/13/chartex" xmlns:cx8="http://schemas.microsoft.com/office/drawing/2016/5/14/chartex" xmlns:mc="http://schemas.openxmlformats.org/markup-compatibility/2006" xmlns:aink="http://schemas.microsoft.com/office/drawing/2016/ink" xmlns:am3d="http://schemas.microsoft.com/office/drawing/2017/model3d" xmlns:o="urn:schemas-microsoft-com:office:office" xmlns:oel="http://schemas.microsoft.com/office/2019/extlst" xmlns:r="http://schemas.openxmlformats.org/officeDocument/2006/relationships" xmlns:m="http://schemas.openxmlformats.org/officeDocument/2006/math" xmlns:v="urn:schemas-microsoft-com:vml" xmlns:wp14="http://schemas.microsoft.com/office/word/2010/wordprocessingDrawing" xmlns:wp="http://schemas.openxmlformats.org/drawingml/2006/wordprocessingDrawing" xmlns:w10="urn:schemas-microsoft-com:office:word" xmlns:w="http://schemas.openxmlformats.org/wordprocessingml/2006/main" xmlns:w14="http://schemas.microsoft.com/office/word/2010/wordml" xmlns:w15="http://schemas.microsoft.com/office/word/2012/wordml" xmlns:w16cex="http://schemas.microsoft.com/office/word/2018/wordml/cex" xmlns:w16cid="http://schemas.microsoft.com/office/word/2016/wordml/cid" xmlns:w16="http://schemas.microsoft.com/office/word/2018/wordml" xmlns:w16du="http://schemas.microsoft.com/office/word/2023/wordml/word16du" xmlns:w16sdtdh="http://schemas.microsoft.com/office/word/2020/wordml/sdtdatahash" xmlns:w16sdtfl="http://schemas.microsoft.com/office/word/2024/wordml/sdtformatlock" xmlns:w16se="http://schemas.microsoft.com/office/word/2015/wordml/symex" xmlns:wpg="http://schemas.microsoft.com/office/word/2010/wordprocessingGroup" xmlns:wpi="http://schemas.microsoft.com/office/word/2010/wordprocessingInk" xmlns:wne="http://schemas.microsoft.com/office/word/2006/wordml" xmlns:wps="http://schemas.microsoft.com/office/word/2010/wordprocessingShape" mc:Ignorable="w14 w15 w16se w16cid w16 w16cex w16sdtdh w16sdtfl w16du wp14">
+<w:numbering xmlns:wpc="http://schemas.microsoft.com/office/word/2010/wordprocessingCanvas" xmlns:cx="http://schemas.microsoft.com/office/drawing/2014/chartex" xmlns:cx1="http://schemas.microsoft.com/office/drawing/2015/9/8/chartex" xmlns:cx2="http://schemas.microsoft.com/office/drawing/2015/10/21/chartex" xmlns:cx3="http://schemas.microsoft.com/office/drawing/2016/5/9/chartex" xmlns:cx4="http://schemas.microsoft.com/office/drawing/2016/5/10/chartex" xmlns:cx5="http://schemas.microsoft.com/office/drawing/2016/5/11/chartex" xmlns:cx6="http://schemas.microsoft.com/office/drawing/2016/5/12/chartex" xmlns:cx7="http://schemas.microsoft.com/office/drawing/2016/5/13/chartex" xmlns:cx8="http://schemas.microsoft.com/office/drawing/2016/5/14/chartex" xmlns:mc="http://schemas.openxmlformats.org/markup-compatibility/2006" xmlns:m="http://schemas.openxmlformats.org/officeDocument/2006/math" xmlns:aink="http://schemas.microsoft.com/office/drawing/2016/ink" xmlns:am3d="http://schemas.microsoft.com/office/drawing/2017/model3d" xmlns:oel="http://schemas.microsoft.com/office/2019/extlst" xmlns:r="http://schemas.openxmlformats.org/officeDocument/2006/relationships" xmlns:wp14="http://schemas.microsoft.com/office/word/2010/wordprocessingDrawing" xmlns:wp="http://schemas.openxmlformats.org/drawingml/2006/wordprocessingDrawing" xmlns:wpg="http://schemas.microsoft.com/office/word/2010/wordprocessingGroup" xmlns:wpi="http://schemas.microsoft.com/office/word/2010/wordprocessingInk" xmlns:wps="http://schemas.microsoft.com/office/word/2010/wordprocessingShape" xmlns:o="urn:schemas-microsoft-com:office:office" xmlns:v="urn:schemas-microsoft-com:vml" xmlns:w10="urn:schemas-microsoft-com:office:word" xmlns:w="http://schemas.openxmlformats.org/wordprocessingml/2006/main" xmlns:w14="http://schemas.microsoft.com/office/word/2010/wordml" xmlns:w15="http://schemas.microsoft.com/office/word/2012/wordml" xmlns:w16cei="http://schemas.microsoft.com/office/word/2026/wordml/cei" xmlns:w16cex="http://schemas.microsoft.com/office/word/2018/wordml/cex" xmlns:w16cid="http://schemas.microsoft.com/office/word/2016/wordml/cid" xmlns:w16="http://schemas.microsoft.com/office/word/2018/wordml" xmlns:w16sdtdh="http://schemas.microsoft.com/office/word/2020/wordml/sdtdatahash" xmlns:w16sdtfl="http://schemas.microsoft.com/office/word/2024/wordml/sdtformatlock" xmlns:w16se="http://schemas.microsoft.com/office/word/2015/wordml/symex" xmlns:w16du="http://schemas.microsoft.com/office/word/2023/wordml/word16du" xmlns:wne="http://schemas.microsoft.com/office/word/2006/wordml" mc:Ignorable="w14 w15 w16se w16cid w16 w16cex w16sdtdh w16sdtfl w16du wp14">
   <w:abstractNum w:abstractNumId="0" w15:restartNumberingAfterBreak="0">
     <w:nsid w:val="020F2B2A"/>
     <w:multiLevelType w:val="hybridMultilevel"/>
@@ -4523,7 +5005,7 @@
 </file>
 
 <file path=word/styles.xml><?xml version="1.0" encoding="utf-8"?>
-<w:styles xmlns:mc="http://schemas.openxmlformats.org/markup-compatibility/2006" xmlns:r="http://schemas.openxmlformats.org/officeDocument/2006/relationships" xmlns:w="http://schemas.openxmlformats.org/wordprocessingml/2006/main" xmlns:w14="http://schemas.microsoft.com/office/word/2010/wordml" xmlns:w15="http://schemas.microsoft.com/office/word/2012/wordml" xmlns:w16cex="http://schemas.microsoft.com/office/word/2018/wordml/cex" xmlns:w16cid="http://schemas.microsoft.com/office/word/2016/wordml/cid" xmlns:w16="http://schemas.microsoft.com/office/word/2018/wordml" xmlns:w16du="http://schemas.microsoft.com/office/word/2023/wordml/word16du" xmlns:w16sdtdh="http://schemas.microsoft.com/office/word/2020/wordml/sdtdatahash" xmlns:w16sdtfl="http://schemas.microsoft.com/office/word/2024/wordml/sdtformatlock" xmlns:w16se="http://schemas.microsoft.com/office/word/2015/wordml/symex" mc:Ignorable="w14 w15 w16se w16cid w16 w16cex w16sdtdh w16sdtfl w16du">
+<w:styles xmlns:mc="http://schemas.openxmlformats.org/markup-compatibility/2006" xmlns:r="http://schemas.openxmlformats.org/officeDocument/2006/relationships" xmlns:w="http://schemas.openxmlformats.org/wordprocessingml/2006/main" xmlns:w14="http://schemas.microsoft.com/office/word/2010/wordml" xmlns:w15="http://schemas.microsoft.com/office/word/2012/wordml" xmlns:w16cex="http://schemas.microsoft.com/office/word/2018/wordml/cex" xmlns:w16cid="http://schemas.microsoft.com/office/word/2016/wordml/cid" xmlns:w16="http://schemas.microsoft.com/office/word/2018/wordml" xmlns:w16sdtdh="http://schemas.microsoft.com/office/word/2020/wordml/sdtdatahash" xmlns:w16sdtfl="http://schemas.microsoft.com/office/word/2024/wordml/sdtformatlock" xmlns:w16se="http://schemas.microsoft.com/office/word/2015/wordml/symex" xmlns:w16du="http://schemas.microsoft.com/office/word/2023/wordml/word16du" mc:Ignorable="w14 w15 w16se w16cid w16 w16cex w16sdtdh w16sdtfl w16du">
   <w:docDefaults>
     <w:rPrDefault>
       <w:rPr>
@@ -5453,6 +5935,16 @@
 </file>
 
 <file path=customXml/item1.xml><?xml version="1.0" encoding="utf-8"?>
+<p:properties xmlns:p="http://schemas.microsoft.com/office/2006/metadata/properties" xmlns:xsi="http://www.w3.org/2001/XMLSchema-instance" xmlns:pc="http://schemas.microsoft.com/office/infopath/2007/PartnerControls">
+  <documentManagement/>
+</p:properties>
+</file>
+
+<file path=customXml/item2.xml><?xml version="1.0" encoding="utf-8"?>
+<b:Sources xmlns:b="http://schemas.openxmlformats.org/officeDocument/2006/bibliography" xmlns="http://schemas.openxmlformats.org/officeDocument/2006/bibliography" SelectedStyle="\APASixthEditionOfficeOnline.xsl" StyleName="APA" Version="6"/>
+</file>
+
+<file path=customXml/item3.xml><?xml version="1.0" encoding="utf-8"?>
 <ct:contentTypeSchema xmlns:ct="http://schemas.microsoft.com/office/2006/metadata/contentType" xmlns:ma="http://schemas.microsoft.com/office/2006/metadata/properties/metaAttributes" ct:_="" ma:_="" ma:contentTypeName="Document" ma:contentTypeID="0x01010035DB8C2460BEF4448B7D0B4CB568F445" ma:contentTypeVersion="4" ma:contentTypeDescription="Create a new document." ma:contentTypeScope="" ma:versionID="c321f9813ea016cda6d966fb7762ae90">
   <xsd:schema xmlns:xsd="http://www.w3.org/2001/XMLSchema" xmlns:xs="http://www.w3.org/2001/XMLSchema" xmlns:p="http://schemas.microsoft.com/office/2006/metadata/properties" xmlns:ns2="5c3b1f9c-22cf-453b-be14-492381baf84f" targetNamespace="http://schemas.microsoft.com/office/2006/metadata/properties" ma:root="true" ma:fieldsID="3a897dd5e9d9658c0cd150f612fb0180" ns2:_="">
     <xsd:import namespace="5c3b1f9c-22cf-453b-be14-492381baf84f"/>
@@ -5596,7 +6088,7 @@
 </ct:contentTypeSchema>
 </file>
 
-<file path=customXml/item2.xml><?xml version="1.0" encoding="utf-8"?>
+<file path=customXml/item4.xml><?xml version="1.0" encoding="utf-8"?>
 <?mso-contentType ?>
 <FormTemplates xmlns="http://schemas.microsoft.com/sharepoint/v3/contenttype/forms">
   <Display>DocumentLibraryForm</Display>
@@ -5605,17 +6097,24 @@
 </FormTemplates>
 </file>
 
-<file path=customXml/item3.xml><?xml version="1.0" encoding="utf-8"?>
-<p:properties xmlns:p="http://schemas.microsoft.com/office/2006/metadata/properties" xmlns:xsi="http://www.w3.org/2001/XMLSchema-instance" xmlns:pc="http://schemas.microsoft.com/office/infopath/2007/PartnerControls">
-  <documentManagement/>
-</p:properties>
+<file path=customXml/itemProps1.xml><?xml version="1.0" encoding="utf-8"?>
+<ds:datastoreItem xmlns:ds="http://schemas.openxmlformats.org/officeDocument/2006/customXml" ds:itemID="{DF3B34AA-66DF-4887-A7F2-EDE164E7F3EF}">
+  <ds:schemaRefs>
+    <ds:schemaRef ds:uri="http://schemas.microsoft.com/office/2006/metadata/properties"/>
+    <ds:schemaRef ds:uri="http://schemas.microsoft.com/office/infopath/2007/PartnerControls"/>
+  </ds:schemaRefs>
+</ds:datastoreItem>
 </file>
 
-<file path=customXml/item4.xml><?xml version="1.0" encoding="utf-8"?>
-<b:Sources xmlns:b="http://schemas.openxmlformats.org/officeDocument/2006/bibliography" xmlns="http://schemas.openxmlformats.org/officeDocument/2006/bibliography" SelectedStyle="\APASixthEditionOfficeOnline.xsl" StyleName="APA" Version="6"/>
+<file path=customXml/itemProps2.xml><?xml version="1.0" encoding="utf-8"?>
+<ds:datastoreItem xmlns:ds="http://schemas.openxmlformats.org/officeDocument/2006/customXml" ds:itemID="{5D46F5A2-4D7E-403D-8FF1-535B8C9ACB18}">
+  <ds:schemaRefs>
+    <ds:schemaRef ds:uri="http://schemas.openxmlformats.org/officeDocument/2006/bibliography"/>
+  </ds:schemaRefs>
+</ds:datastoreItem>
 </file>
 
-<file path=customXml/itemProps1.xml><?xml version="1.0" encoding="utf-8"?>
+<file path=customXml/itemProps3.xml><?xml version="1.0" encoding="utf-8"?>
 <ds:datastoreItem xmlns:ds="http://schemas.openxmlformats.org/officeDocument/2006/customXml" ds:itemID="{BE5BB9C5-AB0C-4303-9BD8-CB30F6888583}">
   <ds:schemaRefs>
     <ds:schemaRef ds:uri="http://schemas.microsoft.com/office/2006/metadata/contentType"/>
@@ -5633,27 +6132,10 @@
 </ds:datastoreItem>
 </file>
 
-<file path=customXml/itemProps2.xml><?xml version="1.0" encoding="utf-8"?>
+<file path=customXml/itemProps4.xml><?xml version="1.0" encoding="utf-8"?>
 <ds:datastoreItem xmlns:ds="http://schemas.openxmlformats.org/officeDocument/2006/customXml" ds:itemID="{2F5B2C5E-89A7-4DDD-9050-75C0549A7217}">
   <ds:schemaRefs>
     <ds:schemaRef ds:uri="http://schemas.microsoft.com/sharepoint/v3/contenttype/forms"/>
-  </ds:schemaRefs>
-</ds:datastoreItem>
-</file>
-
-<file path=customXml/itemProps3.xml><?xml version="1.0" encoding="utf-8"?>
-<ds:datastoreItem xmlns:ds="http://schemas.openxmlformats.org/officeDocument/2006/customXml" ds:itemID="{DF3B34AA-66DF-4887-A7F2-EDE164E7F3EF}">
-  <ds:schemaRefs>
-    <ds:schemaRef ds:uri="http://schemas.microsoft.com/office/2006/metadata/properties"/>
-    <ds:schemaRef ds:uri="http://schemas.microsoft.com/office/infopath/2007/PartnerControls"/>
-  </ds:schemaRefs>
-</ds:datastoreItem>
-</file>
-
-<file path=customXml/itemProps4.xml><?xml version="1.0" encoding="utf-8"?>
-<ds:datastoreItem xmlns:ds="http://schemas.openxmlformats.org/officeDocument/2006/customXml" ds:itemID="{5D46F5A2-4D7E-403D-8FF1-535B8C9ACB18}">
-  <ds:schemaRefs>
-    <ds:schemaRef ds:uri="http://schemas.openxmlformats.org/officeDocument/2006/bibliography"/>
   </ds:schemaRefs>
 </ds:datastoreItem>
 </file>
